--- a/DR/План.docx
+++ b/DR/План.docx
@@ -43,49 +43,1618 @@
           <w:lang w:eastAsia="bg-BG"/>
         </w:rPr>
       </w:pPr>
-    </w:p>
-    <w:p>
-      <w:pPr>
-        <w:pBdr>
-          <w:top w:val="single" w:sz="2" w:space="0" w:color="E5E7EB"/>
-          <w:left w:val="single" w:sz="2" w:space="0" w:color="E5E7EB"/>
-          <w:bottom w:val="single" w:sz="2" w:space="0" w:color="E5E7EB"/>
-          <w:right w:val="single" w:sz="2" w:space="0" w:color="E5E7EB"/>
-        </w:pBdr>
-        <w:shd w:val="clear" w:color="auto" w:fill="FFFFFF"/>
-        <w:spacing w:before="180" w:after="144" w:line="240" w:lineRule="auto"/>
-        <w:outlineLvl w:val="2"/>
-        <w:rPr>
-          <w:rFonts w:ascii="Segoe UI" w:eastAsia="Times New Roman" w:hAnsi="Segoe UI" w:cs="Segoe UI"/>
-          <w:b/>
-          <w:bCs/>
-          <w:sz w:val="27"/>
-          <w:szCs w:val="27"/>
-          <w:lang w:eastAsia="bg-BG"/>
-        </w:rPr>
-      </w:pPr>
-    </w:p>
-    <w:p>
-      <w:pPr>
-        <w:pBdr>
-          <w:top w:val="single" w:sz="2" w:space="0" w:color="E5E7EB"/>
-          <w:left w:val="single" w:sz="2" w:space="0" w:color="E5E7EB"/>
-          <w:bottom w:val="single" w:sz="2" w:space="0" w:color="E5E7EB"/>
-          <w:right w:val="single" w:sz="2" w:space="0" w:color="E5E7EB"/>
-        </w:pBdr>
-        <w:shd w:val="clear" w:color="auto" w:fill="FFFFFF"/>
-        <w:spacing w:before="180" w:after="144" w:line="240" w:lineRule="auto"/>
-        <w:outlineLvl w:val="2"/>
-        <w:rPr>
-          <w:rFonts w:ascii="Segoe UI" w:eastAsia="Times New Roman" w:hAnsi="Segoe UI" w:cs="Segoe UI"/>
-          <w:b/>
-          <w:bCs/>
-          <w:sz w:val="27"/>
-          <w:szCs w:val="27"/>
-          <w:lang w:eastAsia="bg-BG"/>
-        </w:rPr>
-      </w:pPr>
-      <w:bookmarkStart w:id="0" w:name="_GoBack"/>
+      <w:r>
+        <w:rPr>
+          <w:rFonts w:ascii="Segoe UI" w:eastAsia="Times New Roman" w:hAnsi="Segoe UI" w:cs="Segoe UI"/>
+          <w:b/>
+          <w:bCs/>
+          <w:sz w:val="27"/>
+          <w:szCs w:val="27"/>
+          <w:lang w:eastAsia="bg-BG"/>
+        </w:rPr>
+        <w:t>План за дипломен проект</w:t>
+      </w:r>
+    </w:p>
+    <w:p>
+      <w:pPr>
+        <w:pBdr>
+          <w:top w:val="single" w:sz="2" w:space="0" w:color="E5E7EB"/>
+          <w:left w:val="single" w:sz="2" w:space="0" w:color="E5E7EB"/>
+          <w:bottom w:val="single" w:sz="2" w:space="0" w:color="E5E7EB"/>
+          <w:right w:val="single" w:sz="2" w:space="0" w:color="E5E7EB"/>
+        </w:pBdr>
+        <w:shd w:val="clear" w:color="auto" w:fill="FFFFFF"/>
+        <w:spacing w:before="180" w:after="144" w:line="240" w:lineRule="auto"/>
+        <w:outlineLvl w:val="2"/>
+        <w:rPr>
+          <w:rFonts w:ascii="Segoe UI" w:eastAsia="Times New Roman" w:hAnsi="Segoe UI" w:cs="Segoe UI"/>
+          <w:b/>
+          <w:bCs/>
+          <w:sz w:val="27"/>
+          <w:szCs w:val="27"/>
+          <w:lang w:eastAsia="bg-BG"/>
+        </w:rPr>
+      </w:pPr>
+      <w:r>
+        <w:rPr>
+          <w:rFonts w:ascii="Segoe UI" w:eastAsia="Times New Roman" w:hAnsi="Segoe UI" w:cs="Segoe UI"/>
+          <w:b/>
+          <w:bCs/>
+          <w:sz w:val="27"/>
+          <w:szCs w:val="27"/>
+          <w:lang w:eastAsia="bg-BG"/>
+        </w:rPr>
+        <w:t>Тема №12: Управление на десктоп приложение през телефон</w:t>
+      </w:r>
+    </w:p>
+    <w:p>
+      <w:pPr>
+        <w:pBdr>
+          <w:top w:val="single" w:sz="2" w:space="0" w:color="E5E7EB"/>
+          <w:left w:val="single" w:sz="2" w:space="0" w:color="E5E7EB"/>
+          <w:bottom w:val="single" w:sz="2" w:space="0" w:color="E5E7EB"/>
+          <w:right w:val="single" w:sz="2" w:space="0" w:color="E5E7EB"/>
+        </w:pBdr>
+        <w:shd w:val="clear" w:color="auto" w:fill="FFFFFF"/>
+        <w:spacing w:before="180" w:after="144" w:line="240" w:lineRule="auto"/>
+        <w:outlineLvl w:val="2"/>
+        <w:rPr>
+          <w:rFonts w:ascii="Segoe UI" w:eastAsia="Times New Roman" w:hAnsi="Segoe UI" w:cs="Segoe UI"/>
+          <w:b/>
+          <w:bCs/>
+          <w:sz w:val="27"/>
+          <w:szCs w:val="27"/>
+          <w:lang w:eastAsia="bg-BG"/>
+        </w:rPr>
+      </w:pPr>
+    </w:p>
+    <w:p>
+      <w:pPr>
+        <w:pBdr>
+          <w:top w:val="single" w:sz="2" w:space="0" w:color="E5E7EB"/>
+          <w:left w:val="single" w:sz="2" w:space="0" w:color="E5E7EB"/>
+          <w:bottom w:val="single" w:sz="2" w:space="0" w:color="E5E7EB"/>
+          <w:right w:val="single" w:sz="2" w:space="0" w:color="E5E7EB"/>
+        </w:pBdr>
+        <w:shd w:val="clear" w:color="auto" w:fill="FFFFFF"/>
+        <w:spacing w:before="180" w:after="144" w:line="240" w:lineRule="auto"/>
+        <w:outlineLvl w:val="2"/>
+        <w:rPr>
+          <w:rFonts w:ascii="Segoe UI" w:eastAsia="Times New Roman" w:hAnsi="Segoe UI" w:cs="Segoe UI"/>
+          <w:b/>
+          <w:bCs/>
+          <w:sz w:val="27"/>
+          <w:szCs w:val="27"/>
+          <w:lang w:eastAsia="bg-BG"/>
+        </w:rPr>
+      </w:pPr>
+      <w:r>
+        <w:rPr>
+          <w:rFonts w:ascii="Segoe UI" w:eastAsia="Times New Roman" w:hAnsi="Segoe UI" w:cs="Segoe UI"/>
+          <w:b/>
+          <w:bCs/>
+          <w:sz w:val="27"/>
+          <w:szCs w:val="27"/>
+          <w:lang w:eastAsia="bg-BG"/>
+        </w:rPr>
+        <w:t>I. Увод</w:t>
+      </w:r>
+    </w:p>
+    <w:p>
+      <w:pPr>
+        <w:pBdr>
+          <w:top w:val="single" w:sz="2" w:space="0" w:color="E5E7EB"/>
+          <w:left w:val="single" w:sz="2" w:space="0" w:color="E5E7EB"/>
+          <w:bottom w:val="single" w:sz="2" w:space="0" w:color="E5E7EB"/>
+          <w:right w:val="single" w:sz="2" w:space="0" w:color="E5E7EB"/>
+        </w:pBdr>
+        <w:shd w:val="clear" w:color="auto" w:fill="FFFFFF"/>
+        <w:spacing w:before="180" w:after="144" w:line="240" w:lineRule="auto"/>
+        <w:outlineLvl w:val="2"/>
+        <w:rPr>
+          <w:rFonts w:ascii="Segoe UI" w:eastAsia="Times New Roman" w:hAnsi="Segoe UI" w:cs="Segoe UI"/>
+          <w:b/>
+          <w:bCs/>
+          <w:sz w:val="27"/>
+          <w:szCs w:val="27"/>
+          <w:lang w:eastAsia="bg-BG"/>
+        </w:rPr>
+      </w:pPr>
+      <w:r>
+        <w:rPr>
+          <w:rFonts w:ascii="Segoe UI" w:eastAsia="Times New Roman" w:hAnsi="Segoe UI" w:cs="Segoe UI"/>
+          <w:b/>
+          <w:bCs/>
+          <w:sz w:val="27"/>
+          <w:szCs w:val="27"/>
+          <w:lang w:eastAsia="bg-BG"/>
+        </w:rPr>
+        <w:t>Цел на проекта: Създаване на система за дистанционно управление на функции на персонален компютър чрез уеб интерфейс на мобилно устройство.</w:t>
+      </w:r>
+    </w:p>
+    <w:p>
+      <w:pPr>
+        <w:pBdr>
+          <w:top w:val="single" w:sz="2" w:space="0" w:color="E5E7EB"/>
+          <w:left w:val="single" w:sz="2" w:space="0" w:color="E5E7EB"/>
+          <w:bottom w:val="single" w:sz="2" w:space="0" w:color="E5E7EB"/>
+          <w:right w:val="single" w:sz="2" w:space="0" w:color="E5E7EB"/>
+        </w:pBdr>
+        <w:shd w:val="clear" w:color="auto" w:fill="FFFFFF"/>
+        <w:spacing w:before="180" w:after="144" w:line="240" w:lineRule="auto"/>
+        <w:outlineLvl w:val="2"/>
+        <w:rPr>
+          <w:rFonts w:ascii="Segoe UI" w:eastAsia="Times New Roman" w:hAnsi="Segoe UI" w:cs="Segoe UI"/>
+          <w:b/>
+          <w:bCs/>
+          <w:sz w:val="27"/>
+          <w:szCs w:val="27"/>
+          <w:lang w:eastAsia="bg-BG"/>
+        </w:rPr>
+      </w:pPr>
+      <w:r>
+        <w:rPr>
+          <w:rFonts w:ascii="Segoe UI" w:eastAsia="Times New Roman" w:hAnsi="Segoe UI" w:cs="Segoe UI"/>
+          <w:b/>
+          <w:bCs/>
+          <w:sz w:val="27"/>
+          <w:szCs w:val="27"/>
+          <w:lang w:eastAsia="bg-BG"/>
+        </w:rPr>
+        <w:t>Приложимост: Управление на презентации, мултимедийни плейъри или помощни технологии за хора с увреждания.</w:t>
+      </w:r>
+    </w:p>
+    <w:p>
+      <w:pPr>
+        <w:pBdr>
+          <w:top w:val="single" w:sz="2" w:space="0" w:color="E5E7EB"/>
+          <w:left w:val="single" w:sz="2" w:space="0" w:color="E5E7EB"/>
+          <w:bottom w:val="single" w:sz="2" w:space="0" w:color="E5E7EB"/>
+          <w:right w:val="single" w:sz="2" w:space="0" w:color="E5E7EB"/>
+        </w:pBdr>
+        <w:shd w:val="clear" w:color="auto" w:fill="FFFFFF"/>
+        <w:spacing w:before="180" w:after="144" w:line="240" w:lineRule="auto"/>
+        <w:outlineLvl w:val="2"/>
+        <w:rPr>
+          <w:rFonts w:ascii="Segoe UI" w:eastAsia="Times New Roman" w:hAnsi="Segoe UI" w:cs="Segoe UI"/>
+          <w:b/>
+          <w:bCs/>
+          <w:sz w:val="27"/>
+          <w:szCs w:val="27"/>
+          <w:lang w:eastAsia="bg-BG"/>
+        </w:rPr>
+      </w:pPr>
+      <w:r>
+        <w:rPr>
+          <w:rFonts w:ascii="Segoe UI" w:eastAsia="Times New Roman" w:hAnsi="Segoe UI" w:cs="Segoe UI"/>
+          <w:b/>
+          <w:bCs/>
+          <w:sz w:val="27"/>
+          <w:szCs w:val="27"/>
+          <w:lang w:eastAsia="bg-BG"/>
+        </w:rPr>
+        <w:t>II. Теоретична част (Разширена)</w:t>
+      </w:r>
+    </w:p>
+    <w:p>
+      <w:pPr>
+        <w:pBdr>
+          <w:top w:val="single" w:sz="2" w:space="0" w:color="E5E7EB"/>
+          <w:left w:val="single" w:sz="2" w:space="0" w:color="E5E7EB"/>
+          <w:bottom w:val="single" w:sz="2" w:space="0" w:color="E5E7EB"/>
+          <w:right w:val="single" w:sz="2" w:space="0" w:color="E5E7EB"/>
+        </w:pBdr>
+        <w:shd w:val="clear" w:color="auto" w:fill="FFFFFF"/>
+        <w:spacing w:before="180" w:after="144" w:line="240" w:lineRule="auto"/>
+        <w:outlineLvl w:val="2"/>
+        <w:rPr>
+          <w:rFonts w:ascii="Segoe UI" w:eastAsia="Times New Roman" w:hAnsi="Segoe UI" w:cs="Segoe UI"/>
+          <w:b/>
+          <w:bCs/>
+          <w:sz w:val="27"/>
+          <w:szCs w:val="27"/>
+          <w:lang w:eastAsia="bg-BG"/>
+        </w:rPr>
+      </w:pPr>
+      <w:r>
+        <w:rPr>
+          <w:rFonts w:ascii="Segoe UI" w:eastAsia="Times New Roman" w:hAnsi="Segoe UI" w:cs="Segoe UI"/>
+          <w:b/>
+          <w:bCs/>
+          <w:sz w:val="27"/>
+          <w:szCs w:val="27"/>
+          <w:lang w:eastAsia="bg-BG"/>
+        </w:rPr>
+        <w:t>1. Мрежови комуникации и протоколи</w:t>
+      </w:r>
+    </w:p>
+    <w:p>
+      <w:pPr>
+        <w:pBdr>
+          <w:top w:val="single" w:sz="2" w:space="0" w:color="E5E7EB"/>
+          <w:left w:val="single" w:sz="2" w:space="0" w:color="E5E7EB"/>
+          <w:bottom w:val="single" w:sz="2" w:space="0" w:color="E5E7EB"/>
+          <w:right w:val="single" w:sz="2" w:space="0" w:color="E5E7EB"/>
+        </w:pBdr>
+        <w:shd w:val="clear" w:color="auto" w:fill="FFFFFF"/>
+        <w:spacing w:before="180" w:after="144" w:line="240" w:lineRule="auto"/>
+        <w:outlineLvl w:val="2"/>
+        <w:rPr>
+          <w:rFonts w:ascii="Segoe UI" w:eastAsia="Times New Roman" w:hAnsi="Segoe UI" w:cs="Segoe UI"/>
+          <w:b/>
+          <w:bCs/>
+          <w:sz w:val="27"/>
+          <w:szCs w:val="27"/>
+          <w:lang w:eastAsia="bg-BG"/>
+        </w:rPr>
+      </w:pPr>
+      <w:r>
+        <w:rPr>
+          <w:rFonts w:ascii="Segoe UI" w:eastAsia="Times New Roman" w:hAnsi="Segoe UI" w:cs="Segoe UI"/>
+          <w:b/>
+          <w:bCs/>
+          <w:sz w:val="27"/>
+          <w:szCs w:val="27"/>
+          <w:lang w:eastAsia="bg-BG"/>
+        </w:rPr>
+        <w:t>Основи на TCP/IP стека: Описание на слоевете и ролята на IP адресацията.</w:t>
+      </w:r>
+    </w:p>
+    <w:p>
+      <w:pPr>
+        <w:pBdr>
+          <w:top w:val="single" w:sz="2" w:space="0" w:color="E5E7EB"/>
+          <w:left w:val="single" w:sz="2" w:space="0" w:color="E5E7EB"/>
+          <w:bottom w:val="single" w:sz="2" w:space="0" w:color="E5E7EB"/>
+          <w:right w:val="single" w:sz="2" w:space="0" w:color="E5E7EB"/>
+        </w:pBdr>
+        <w:shd w:val="clear" w:color="auto" w:fill="FFFFFF"/>
+        <w:spacing w:before="180" w:after="144" w:line="240" w:lineRule="auto"/>
+        <w:outlineLvl w:val="2"/>
+        <w:rPr>
+          <w:rFonts w:ascii="Segoe UI" w:eastAsia="Times New Roman" w:hAnsi="Segoe UI" w:cs="Segoe UI"/>
+          <w:b/>
+          <w:bCs/>
+          <w:sz w:val="27"/>
+          <w:szCs w:val="27"/>
+          <w:lang w:eastAsia="bg-BG"/>
+        </w:rPr>
+      </w:pPr>
+      <w:r>
+        <w:rPr>
+          <w:rFonts w:ascii="Segoe UI" w:eastAsia="Times New Roman" w:hAnsi="Segoe UI" w:cs="Segoe UI"/>
+          <w:b/>
+          <w:bCs/>
+          <w:sz w:val="27"/>
+          <w:szCs w:val="27"/>
+          <w:lang w:eastAsia="bg-BG"/>
+        </w:rPr>
+        <w:t>Протоколът HTTP:</w:t>
+      </w:r>
+    </w:p>
+    <w:p>
+      <w:pPr>
+        <w:pBdr>
+          <w:top w:val="single" w:sz="2" w:space="0" w:color="E5E7EB"/>
+          <w:left w:val="single" w:sz="2" w:space="0" w:color="E5E7EB"/>
+          <w:bottom w:val="single" w:sz="2" w:space="0" w:color="E5E7EB"/>
+          <w:right w:val="single" w:sz="2" w:space="0" w:color="E5E7EB"/>
+        </w:pBdr>
+        <w:shd w:val="clear" w:color="auto" w:fill="FFFFFF"/>
+        <w:spacing w:before="180" w:after="144" w:line="240" w:lineRule="auto"/>
+        <w:outlineLvl w:val="2"/>
+        <w:rPr>
+          <w:rFonts w:ascii="Segoe UI" w:eastAsia="Times New Roman" w:hAnsi="Segoe UI" w:cs="Segoe UI"/>
+          <w:b/>
+          <w:bCs/>
+          <w:sz w:val="27"/>
+          <w:szCs w:val="27"/>
+          <w:lang w:eastAsia="bg-BG"/>
+        </w:rPr>
+      </w:pPr>
+      <w:r>
+        <w:rPr>
+          <w:rFonts w:ascii="Segoe UI" w:eastAsia="Times New Roman" w:hAnsi="Segoe UI" w:cs="Segoe UI"/>
+          <w:b/>
+          <w:bCs/>
+          <w:sz w:val="27"/>
+          <w:szCs w:val="27"/>
+          <w:lang w:eastAsia="bg-BG"/>
+        </w:rPr>
+        <w:t>Същност и предназначение.</w:t>
+      </w:r>
+    </w:p>
+    <w:p>
+      <w:pPr>
+        <w:pBdr>
+          <w:top w:val="single" w:sz="2" w:space="0" w:color="E5E7EB"/>
+          <w:left w:val="single" w:sz="2" w:space="0" w:color="E5E7EB"/>
+          <w:bottom w:val="single" w:sz="2" w:space="0" w:color="E5E7EB"/>
+          <w:right w:val="single" w:sz="2" w:space="0" w:color="E5E7EB"/>
+        </w:pBdr>
+        <w:shd w:val="clear" w:color="auto" w:fill="FFFFFF"/>
+        <w:spacing w:before="180" w:after="144" w:line="240" w:lineRule="auto"/>
+        <w:outlineLvl w:val="2"/>
+        <w:rPr>
+          <w:rFonts w:ascii="Segoe UI" w:eastAsia="Times New Roman" w:hAnsi="Segoe UI" w:cs="Segoe UI"/>
+          <w:b/>
+          <w:bCs/>
+          <w:sz w:val="27"/>
+          <w:szCs w:val="27"/>
+          <w:lang w:eastAsia="bg-BG"/>
+        </w:rPr>
+      </w:pPr>
+      <w:r>
+        <w:rPr>
+          <w:rFonts w:ascii="Segoe UI" w:eastAsia="Times New Roman" w:hAnsi="Segoe UI" w:cs="Segoe UI"/>
+          <w:b/>
+          <w:bCs/>
+          <w:sz w:val="27"/>
+          <w:szCs w:val="27"/>
+          <w:lang w:eastAsia="bg-BG"/>
+        </w:rPr>
+        <w:t>HTTP Методи: Подробно описание на GET (за извличане на интерфейса) и POST (за сигурно изпращане на команди към сървъра).</w:t>
+      </w:r>
+    </w:p>
+    <w:p>
+      <w:pPr>
+        <w:pBdr>
+          <w:top w:val="single" w:sz="2" w:space="0" w:color="E5E7EB"/>
+          <w:left w:val="single" w:sz="2" w:space="0" w:color="E5E7EB"/>
+          <w:bottom w:val="single" w:sz="2" w:space="0" w:color="E5E7EB"/>
+          <w:right w:val="single" w:sz="2" w:space="0" w:color="E5E7EB"/>
+        </w:pBdr>
+        <w:shd w:val="clear" w:color="auto" w:fill="FFFFFF"/>
+        <w:spacing w:before="180" w:after="144" w:line="240" w:lineRule="auto"/>
+        <w:outlineLvl w:val="2"/>
+        <w:rPr>
+          <w:rFonts w:ascii="Segoe UI" w:eastAsia="Times New Roman" w:hAnsi="Segoe UI" w:cs="Segoe UI"/>
+          <w:b/>
+          <w:bCs/>
+          <w:sz w:val="27"/>
+          <w:szCs w:val="27"/>
+          <w:lang w:eastAsia="bg-BG"/>
+        </w:rPr>
+      </w:pPr>
+      <w:r>
+        <w:rPr>
+          <w:rFonts w:ascii="Segoe UI" w:eastAsia="Times New Roman" w:hAnsi="Segoe UI" w:cs="Segoe UI"/>
+          <w:b/>
+          <w:bCs/>
+          <w:sz w:val="27"/>
+          <w:szCs w:val="27"/>
+          <w:lang w:eastAsia="bg-BG"/>
+        </w:rPr>
+        <w:t>Статус кодове: Обяснение на групите 2xx (Success), 4xx (Client Error) и 5xx (Server Error).</w:t>
+      </w:r>
+    </w:p>
+    <w:p>
+      <w:pPr>
+        <w:pBdr>
+          <w:top w:val="single" w:sz="2" w:space="0" w:color="E5E7EB"/>
+          <w:left w:val="single" w:sz="2" w:space="0" w:color="E5E7EB"/>
+          <w:bottom w:val="single" w:sz="2" w:space="0" w:color="E5E7EB"/>
+          <w:right w:val="single" w:sz="2" w:space="0" w:color="E5E7EB"/>
+        </w:pBdr>
+        <w:shd w:val="clear" w:color="auto" w:fill="FFFFFF"/>
+        <w:spacing w:before="180" w:after="144" w:line="240" w:lineRule="auto"/>
+        <w:outlineLvl w:val="2"/>
+        <w:rPr>
+          <w:rFonts w:ascii="Segoe UI" w:eastAsia="Times New Roman" w:hAnsi="Segoe UI" w:cs="Segoe UI"/>
+          <w:b/>
+          <w:bCs/>
+          <w:sz w:val="27"/>
+          <w:szCs w:val="27"/>
+          <w:lang w:eastAsia="bg-BG"/>
+        </w:rPr>
+      </w:pPr>
+      <w:r>
+        <w:rPr>
+          <w:rFonts w:ascii="Segoe UI" w:eastAsia="Times New Roman" w:hAnsi="Segoe UI" w:cs="Segoe UI"/>
+          <w:b/>
+          <w:bCs/>
+          <w:sz w:val="27"/>
+          <w:szCs w:val="27"/>
+          <w:lang w:eastAsia="bg-BG"/>
+        </w:rPr>
+        <w:t>Клиент-Сървър архитектура: Обяснение на взаимодействието между браузъра (клиент) и уеб сървъра (Django).</w:t>
+      </w:r>
+    </w:p>
+    <w:p>
+      <w:pPr>
+        <w:pBdr>
+          <w:top w:val="single" w:sz="2" w:space="0" w:color="E5E7EB"/>
+          <w:left w:val="single" w:sz="2" w:space="0" w:color="E5E7EB"/>
+          <w:bottom w:val="single" w:sz="2" w:space="0" w:color="E5E7EB"/>
+          <w:right w:val="single" w:sz="2" w:space="0" w:color="E5E7EB"/>
+        </w:pBdr>
+        <w:shd w:val="clear" w:color="auto" w:fill="FFFFFF"/>
+        <w:spacing w:before="180" w:after="144" w:line="240" w:lineRule="auto"/>
+        <w:outlineLvl w:val="2"/>
+        <w:rPr>
+          <w:rFonts w:ascii="Segoe UI" w:eastAsia="Times New Roman" w:hAnsi="Segoe UI" w:cs="Segoe UI"/>
+          <w:b/>
+          <w:bCs/>
+          <w:sz w:val="27"/>
+          <w:szCs w:val="27"/>
+          <w:lang w:eastAsia="bg-BG"/>
+        </w:rPr>
+      </w:pPr>
+      <w:r>
+        <w:rPr>
+          <w:rFonts w:ascii="Segoe UI" w:eastAsia="Times New Roman" w:hAnsi="Segoe UI" w:cs="Segoe UI"/>
+          <w:b/>
+          <w:bCs/>
+          <w:sz w:val="27"/>
+          <w:szCs w:val="27"/>
+          <w:lang w:eastAsia="bg-BG"/>
+        </w:rPr>
+        <w:t>2. Технологии за уеб разработка</w:t>
+      </w:r>
+    </w:p>
+    <w:p>
+      <w:pPr>
+        <w:pBdr>
+          <w:top w:val="single" w:sz="2" w:space="0" w:color="E5E7EB"/>
+          <w:left w:val="single" w:sz="2" w:space="0" w:color="E5E7EB"/>
+          <w:bottom w:val="single" w:sz="2" w:space="0" w:color="E5E7EB"/>
+          <w:right w:val="single" w:sz="2" w:space="0" w:color="E5E7EB"/>
+        </w:pBdr>
+        <w:shd w:val="clear" w:color="auto" w:fill="FFFFFF"/>
+        <w:spacing w:before="180" w:after="144" w:line="240" w:lineRule="auto"/>
+        <w:outlineLvl w:val="2"/>
+        <w:rPr>
+          <w:rFonts w:ascii="Segoe UI" w:eastAsia="Times New Roman" w:hAnsi="Segoe UI" w:cs="Segoe UI"/>
+          <w:b/>
+          <w:bCs/>
+          <w:sz w:val="27"/>
+          <w:szCs w:val="27"/>
+          <w:lang w:eastAsia="bg-BG"/>
+        </w:rPr>
+      </w:pPr>
+      <w:r>
+        <w:rPr>
+          <w:rFonts w:ascii="Segoe UI" w:eastAsia="Times New Roman" w:hAnsi="Segoe UI" w:cs="Segoe UI"/>
+          <w:b/>
+          <w:bCs/>
+          <w:sz w:val="27"/>
+          <w:szCs w:val="27"/>
+          <w:lang w:eastAsia="bg-BG"/>
+        </w:rPr>
+        <w:t>Python и Django Framework: Защо избираме Django (сигурност, архитектура, вграден сървър).</w:t>
+      </w:r>
+    </w:p>
+    <w:p>
+      <w:pPr>
+        <w:pBdr>
+          <w:top w:val="single" w:sz="2" w:space="0" w:color="E5E7EB"/>
+          <w:left w:val="single" w:sz="2" w:space="0" w:color="E5E7EB"/>
+          <w:bottom w:val="single" w:sz="2" w:space="0" w:color="E5E7EB"/>
+          <w:right w:val="single" w:sz="2" w:space="0" w:color="E5E7EB"/>
+        </w:pBdr>
+        <w:shd w:val="clear" w:color="auto" w:fill="FFFFFF"/>
+        <w:spacing w:before="180" w:after="144" w:line="240" w:lineRule="auto"/>
+        <w:outlineLvl w:val="2"/>
+        <w:rPr>
+          <w:rFonts w:ascii="Segoe UI" w:eastAsia="Times New Roman" w:hAnsi="Segoe UI" w:cs="Segoe UI"/>
+          <w:b/>
+          <w:bCs/>
+          <w:sz w:val="27"/>
+          <w:szCs w:val="27"/>
+          <w:lang w:eastAsia="bg-BG"/>
+        </w:rPr>
+      </w:pPr>
+      <w:r>
+        <w:rPr>
+          <w:rFonts w:ascii="Segoe UI" w:eastAsia="Times New Roman" w:hAnsi="Segoe UI" w:cs="Segoe UI"/>
+          <w:b/>
+          <w:bCs/>
+          <w:sz w:val="27"/>
+          <w:szCs w:val="27"/>
+          <w:lang w:eastAsia="bg-BG"/>
+        </w:rPr>
+        <w:t>Frontend технологии: HTML5 за структурата и CSS3 за "Responsive Design" (адаптиране на бутоните за екрана на телефона).</w:t>
+      </w:r>
+    </w:p>
+    <w:p>
+      <w:pPr>
+        <w:pBdr>
+          <w:top w:val="single" w:sz="2" w:space="0" w:color="E5E7EB"/>
+          <w:left w:val="single" w:sz="2" w:space="0" w:color="E5E7EB"/>
+          <w:bottom w:val="single" w:sz="2" w:space="0" w:color="E5E7EB"/>
+          <w:right w:val="single" w:sz="2" w:space="0" w:color="E5E7EB"/>
+        </w:pBdr>
+        <w:shd w:val="clear" w:color="auto" w:fill="FFFFFF"/>
+        <w:spacing w:before="180" w:after="144" w:line="240" w:lineRule="auto"/>
+        <w:outlineLvl w:val="2"/>
+        <w:rPr>
+          <w:rFonts w:ascii="Segoe UI" w:eastAsia="Times New Roman" w:hAnsi="Segoe UI" w:cs="Segoe UI"/>
+          <w:b/>
+          <w:bCs/>
+          <w:sz w:val="27"/>
+          <w:szCs w:val="27"/>
+          <w:lang w:eastAsia="bg-BG"/>
+        </w:rPr>
+      </w:pPr>
+      <w:r>
+        <w:rPr>
+          <w:rFonts w:ascii="Segoe UI" w:eastAsia="Times New Roman" w:hAnsi="Segoe UI" w:cs="Segoe UI"/>
+          <w:b/>
+          <w:bCs/>
+          <w:sz w:val="27"/>
+          <w:szCs w:val="27"/>
+          <w:lang w:eastAsia="bg-BG"/>
+        </w:rPr>
+        <w:lastRenderedPageBreak/>
+        <w:t>JavaScript и AJAX/Fetch: Механизъм за изпращане на команди без презареждане на страницата (критично за доброто потребителско преживяване).</w:t>
+      </w:r>
+    </w:p>
+    <w:p>
+      <w:pPr>
+        <w:pBdr>
+          <w:top w:val="single" w:sz="2" w:space="0" w:color="E5E7EB"/>
+          <w:left w:val="single" w:sz="2" w:space="0" w:color="E5E7EB"/>
+          <w:bottom w:val="single" w:sz="2" w:space="0" w:color="E5E7EB"/>
+          <w:right w:val="single" w:sz="2" w:space="0" w:color="E5E7EB"/>
+        </w:pBdr>
+        <w:shd w:val="clear" w:color="auto" w:fill="FFFFFF"/>
+        <w:spacing w:before="180" w:after="144" w:line="240" w:lineRule="auto"/>
+        <w:outlineLvl w:val="2"/>
+        <w:rPr>
+          <w:rFonts w:ascii="Segoe UI" w:eastAsia="Times New Roman" w:hAnsi="Segoe UI" w:cs="Segoe UI"/>
+          <w:b/>
+          <w:bCs/>
+          <w:sz w:val="27"/>
+          <w:szCs w:val="27"/>
+          <w:lang w:eastAsia="bg-BG"/>
+        </w:rPr>
+      </w:pPr>
+      <w:r>
+        <w:rPr>
+          <w:rFonts w:ascii="Segoe UI" w:eastAsia="Times New Roman" w:hAnsi="Segoe UI" w:cs="Segoe UI"/>
+          <w:b/>
+          <w:bCs/>
+          <w:sz w:val="27"/>
+          <w:szCs w:val="27"/>
+          <w:lang w:eastAsia="bg-BG"/>
+        </w:rPr>
+        <w:t>3. Системно програмиране и автоматизация</w:t>
+      </w:r>
+    </w:p>
+    <w:p>
+      <w:pPr>
+        <w:pBdr>
+          <w:top w:val="single" w:sz="2" w:space="0" w:color="E5E7EB"/>
+          <w:left w:val="single" w:sz="2" w:space="0" w:color="E5E7EB"/>
+          <w:bottom w:val="single" w:sz="2" w:space="0" w:color="E5E7EB"/>
+          <w:right w:val="single" w:sz="2" w:space="0" w:color="E5E7EB"/>
+        </w:pBdr>
+        <w:shd w:val="clear" w:color="auto" w:fill="FFFFFF"/>
+        <w:spacing w:before="180" w:after="144" w:line="240" w:lineRule="auto"/>
+        <w:outlineLvl w:val="2"/>
+        <w:rPr>
+          <w:rFonts w:ascii="Segoe UI" w:eastAsia="Times New Roman" w:hAnsi="Segoe UI" w:cs="Segoe UI"/>
+          <w:b/>
+          <w:bCs/>
+          <w:sz w:val="27"/>
+          <w:szCs w:val="27"/>
+          <w:lang w:eastAsia="bg-BG"/>
+        </w:rPr>
+      </w:pPr>
+      <w:r>
+        <w:rPr>
+          <w:rFonts w:ascii="Segoe UI" w:eastAsia="Times New Roman" w:hAnsi="Segoe UI" w:cs="Segoe UI"/>
+          <w:b/>
+          <w:bCs/>
+          <w:sz w:val="27"/>
+          <w:szCs w:val="27"/>
+          <w:lang w:eastAsia="bg-BG"/>
+        </w:rPr>
+        <w:t>Библиотеки за контрол на входно-изходни устройства: Изследване на библиотеката PyAutoGUI – методи за симулация на клавиатура и мишка през софтуер.</w:t>
+      </w:r>
+    </w:p>
+    <w:p>
+      <w:pPr>
+        <w:pBdr>
+          <w:top w:val="single" w:sz="2" w:space="0" w:color="E5E7EB"/>
+          <w:left w:val="single" w:sz="2" w:space="0" w:color="E5E7EB"/>
+          <w:bottom w:val="single" w:sz="2" w:space="0" w:color="E5E7EB"/>
+          <w:right w:val="single" w:sz="2" w:space="0" w:color="E5E7EB"/>
+        </w:pBdr>
+        <w:shd w:val="clear" w:color="auto" w:fill="FFFFFF"/>
+        <w:spacing w:before="180" w:after="144" w:line="240" w:lineRule="auto"/>
+        <w:outlineLvl w:val="2"/>
+        <w:rPr>
+          <w:rFonts w:ascii="Segoe UI" w:eastAsia="Times New Roman" w:hAnsi="Segoe UI" w:cs="Segoe UI"/>
+          <w:b/>
+          <w:bCs/>
+          <w:sz w:val="27"/>
+          <w:szCs w:val="27"/>
+          <w:lang w:eastAsia="bg-BG"/>
+        </w:rPr>
+      </w:pPr>
+      <w:r>
+        <w:rPr>
+          <w:rFonts w:ascii="Segoe UI" w:eastAsia="Times New Roman" w:hAnsi="Segoe UI" w:cs="Segoe UI"/>
+          <w:b/>
+          <w:bCs/>
+          <w:sz w:val="27"/>
+          <w:szCs w:val="27"/>
+          <w:lang w:eastAsia="bg-BG"/>
+        </w:rPr>
+        <w:t>III. Практическа част (Техническа реализация)</w:t>
+      </w:r>
+    </w:p>
+    <w:p>
+      <w:pPr>
+        <w:pBdr>
+          <w:top w:val="single" w:sz="2" w:space="0" w:color="E5E7EB"/>
+          <w:left w:val="single" w:sz="2" w:space="0" w:color="E5E7EB"/>
+          <w:bottom w:val="single" w:sz="2" w:space="0" w:color="E5E7EB"/>
+          <w:right w:val="single" w:sz="2" w:space="0" w:color="E5E7EB"/>
+        </w:pBdr>
+        <w:shd w:val="clear" w:color="auto" w:fill="FFFFFF"/>
+        <w:spacing w:before="180" w:after="144" w:line="240" w:lineRule="auto"/>
+        <w:outlineLvl w:val="2"/>
+        <w:rPr>
+          <w:rFonts w:ascii="Segoe UI" w:eastAsia="Times New Roman" w:hAnsi="Segoe UI" w:cs="Segoe UI"/>
+          <w:b/>
+          <w:bCs/>
+          <w:sz w:val="27"/>
+          <w:szCs w:val="27"/>
+          <w:lang w:eastAsia="bg-BG"/>
+        </w:rPr>
+      </w:pPr>
+      <w:r>
+        <w:rPr>
+          <w:rFonts w:ascii="Segoe UI" w:eastAsia="Times New Roman" w:hAnsi="Segoe UI" w:cs="Segoe UI"/>
+          <w:b/>
+          <w:bCs/>
+          <w:sz w:val="27"/>
+          <w:szCs w:val="27"/>
+          <w:lang w:eastAsia="bg-BG"/>
+        </w:rPr>
+        <w:t>1. Проектиране на системата</w:t>
+      </w:r>
+    </w:p>
+    <w:p>
+      <w:pPr>
+        <w:pBdr>
+          <w:top w:val="single" w:sz="2" w:space="0" w:color="E5E7EB"/>
+          <w:left w:val="single" w:sz="2" w:space="0" w:color="E5E7EB"/>
+          <w:bottom w:val="single" w:sz="2" w:space="0" w:color="E5E7EB"/>
+          <w:right w:val="single" w:sz="2" w:space="0" w:color="E5E7EB"/>
+        </w:pBdr>
+        <w:shd w:val="clear" w:color="auto" w:fill="FFFFFF"/>
+        <w:spacing w:before="180" w:after="144" w:line="240" w:lineRule="auto"/>
+        <w:outlineLvl w:val="2"/>
+        <w:rPr>
+          <w:rFonts w:ascii="Segoe UI" w:eastAsia="Times New Roman" w:hAnsi="Segoe UI" w:cs="Segoe UI"/>
+          <w:b/>
+          <w:bCs/>
+          <w:sz w:val="27"/>
+          <w:szCs w:val="27"/>
+          <w:lang w:eastAsia="bg-BG"/>
+        </w:rPr>
+      </w:pPr>
+      <w:r>
+        <w:rPr>
+          <w:rFonts w:ascii="Segoe UI" w:eastAsia="Times New Roman" w:hAnsi="Segoe UI" w:cs="Segoe UI"/>
+          <w:b/>
+          <w:bCs/>
+          <w:sz w:val="27"/>
+          <w:szCs w:val="27"/>
+          <w:lang w:eastAsia="bg-BG"/>
+        </w:rPr>
+        <w:t>Логическа схема: Телефон → Wi-Fi → Django Сървър → Симулация на клавиш (OS).</w:t>
+      </w:r>
+    </w:p>
+    <w:p>
+      <w:pPr>
+        <w:pBdr>
+          <w:top w:val="single" w:sz="2" w:space="0" w:color="E5E7EB"/>
+          <w:left w:val="single" w:sz="2" w:space="0" w:color="E5E7EB"/>
+          <w:bottom w:val="single" w:sz="2" w:space="0" w:color="E5E7EB"/>
+          <w:right w:val="single" w:sz="2" w:space="0" w:color="E5E7EB"/>
+        </w:pBdr>
+        <w:shd w:val="clear" w:color="auto" w:fill="FFFFFF"/>
+        <w:spacing w:before="180" w:after="144" w:line="240" w:lineRule="auto"/>
+        <w:outlineLvl w:val="2"/>
+        <w:rPr>
+          <w:rFonts w:ascii="Segoe UI" w:eastAsia="Times New Roman" w:hAnsi="Segoe UI" w:cs="Segoe UI"/>
+          <w:b/>
+          <w:bCs/>
+          <w:sz w:val="27"/>
+          <w:szCs w:val="27"/>
+          <w:lang w:eastAsia="bg-BG"/>
+        </w:rPr>
+      </w:pPr>
+      <w:r>
+        <w:rPr>
+          <w:rFonts w:ascii="Segoe UI" w:eastAsia="Times New Roman" w:hAnsi="Segoe UI" w:cs="Segoe UI"/>
+          <w:b/>
+          <w:bCs/>
+          <w:sz w:val="27"/>
+          <w:szCs w:val="27"/>
+          <w:lang w:eastAsia="bg-BG"/>
+        </w:rPr>
+        <w:t>Дефиниране на URL маршрути: Създаване на пътища като /forward/ и /backward/.</w:t>
+      </w:r>
+    </w:p>
+    <w:p>
+      <w:pPr>
+        <w:pBdr>
+          <w:top w:val="single" w:sz="2" w:space="0" w:color="E5E7EB"/>
+          <w:left w:val="single" w:sz="2" w:space="0" w:color="E5E7EB"/>
+          <w:bottom w:val="single" w:sz="2" w:space="0" w:color="E5E7EB"/>
+          <w:right w:val="single" w:sz="2" w:space="0" w:color="E5E7EB"/>
+        </w:pBdr>
+        <w:shd w:val="clear" w:color="auto" w:fill="FFFFFF"/>
+        <w:spacing w:before="180" w:after="144" w:line="240" w:lineRule="auto"/>
+        <w:outlineLvl w:val="2"/>
+        <w:rPr>
+          <w:rFonts w:ascii="Segoe UI" w:eastAsia="Times New Roman" w:hAnsi="Segoe UI" w:cs="Segoe UI"/>
+          <w:b/>
+          <w:bCs/>
+          <w:sz w:val="27"/>
+          <w:szCs w:val="27"/>
+          <w:lang w:eastAsia="bg-BG"/>
+        </w:rPr>
+      </w:pPr>
+      <w:r>
+        <w:rPr>
+          <w:rFonts w:ascii="Segoe UI" w:eastAsia="Times New Roman" w:hAnsi="Segoe UI" w:cs="Segoe UI"/>
+          <w:b/>
+          <w:bCs/>
+          <w:sz w:val="27"/>
+          <w:szCs w:val="27"/>
+          <w:lang w:eastAsia="bg-BG"/>
+        </w:rPr>
+        <w:t>2. Разработка на Backend (Django)</w:t>
+      </w:r>
+    </w:p>
+    <w:p>
+      <w:pPr>
+        <w:pBdr>
+          <w:top w:val="single" w:sz="2" w:space="0" w:color="E5E7EB"/>
+          <w:left w:val="single" w:sz="2" w:space="0" w:color="E5E7EB"/>
+          <w:bottom w:val="single" w:sz="2" w:space="0" w:color="E5E7EB"/>
+          <w:right w:val="single" w:sz="2" w:space="0" w:color="E5E7EB"/>
+        </w:pBdr>
+        <w:shd w:val="clear" w:color="auto" w:fill="FFFFFF"/>
+        <w:spacing w:before="180" w:after="144" w:line="240" w:lineRule="auto"/>
+        <w:outlineLvl w:val="2"/>
+        <w:rPr>
+          <w:rFonts w:ascii="Segoe UI" w:eastAsia="Times New Roman" w:hAnsi="Segoe UI" w:cs="Segoe UI"/>
+          <w:b/>
+          <w:bCs/>
+          <w:sz w:val="27"/>
+          <w:szCs w:val="27"/>
+          <w:lang w:eastAsia="bg-BG"/>
+        </w:rPr>
+      </w:pPr>
+      <w:r>
+        <w:rPr>
+          <w:rFonts w:ascii="Segoe UI" w:eastAsia="Times New Roman" w:hAnsi="Segoe UI" w:cs="Segoe UI"/>
+          <w:b/>
+          <w:bCs/>
+          <w:sz w:val="27"/>
+          <w:szCs w:val="27"/>
+          <w:lang w:eastAsia="bg-BG"/>
+        </w:rPr>
+        <w:t>Настройка на проекта: Създаване на settings.py с разрешен достъп до локалната мрежа (ALLOWED_HOSTS).</w:t>
+      </w:r>
+    </w:p>
+    <w:p>
+      <w:pPr>
+        <w:pBdr>
+          <w:top w:val="single" w:sz="2" w:space="0" w:color="E5E7EB"/>
+          <w:left w:val="single" w:sz="2" w:space="0" w:color="E5E7EB"/>
+          <w:bottom w:val="single" w:sz="2" w:space="0" w:color="E5E7EB"/>
+          <w:right w:val="single" w:sz="2" w:space="0" w:color="E5E7EB"/>
+        </w:pBdr>
+        <w:shd w:val="clear" w:color="auto" w:fill="FFFFFF"/>
+        <w:spacing w:before="180" w:after="144" w:line="240" w:lineRule="auto"/>
+        <w:outlineLvl w:val="2"/>
+        <w:rPr>
+          <w:rFonts w:ascii="Segoe UI" w:eastAsia="Times New Roman" w:hAnsi="Segoe UI" w:cs="Segoe UI"/>
+          <w:b/>
+          <w:bCs/>
+          <w:sz w:val="27"/>
+          <w:szCs w:val="27"/>
+          <w:lang w:eastAsia="bg-BG"/>
+        </w:rPr>
+      </w:pPr>
+      <w:r>
+        <w:rPr>
+          <w:rFonts w:ascii="Segoe UI" w:eastAsia="Times New Roman" w:hAnsi="Segoe UI" w:cs="Segoe UI"/>
+          <w:b/>
+          <w:bCs/>
+          <w:sz w:val="27"/>
+          <w:szCs w:val="27"/>
+          <w:lang w:eastAsia="bg-BG"/>
+        </w:rPr>
+        <w:t>Създаване на Views: Логика в Python, която при получаване на заявка изпълнява:</w:t>
+      </w:r>
+    </w:p>
+    <w:p>
+      <w:pPr>
+        <w:pBdr>
+          <w:top w:val="single" w:sz="2" w:space="0" w:color="E5E7EB"/>
+          <w:left w:val="single" w:sz="2" w:space="0" w:color="E5E7EB"/>
+          <w:bottom w:val="single" w:sz="2" w:space="0" w:color="E5E7EB"/>
+          <w:right w:val="single" w:sz="2" w:space="0" w:color="E5E7EB"/>
+        </w:pBdr>
+        <w:shd w:val="clear" w:color="auto" w:fill="FFFFFF"/>
+        <w:spacing w:before="180" w:after="144" w:line="240" w:lineRule="auto"/>
+        <w:outlineLvl w:val="2"/>
+        <w:rPr>
+          <w:rFonts w:ascii="Segoe UI" w:eastAsia="Times New Roman" w:hAnsi="Segoe UI" w:cs="Segoe UI"/>
+          <w:b/>
+          <w:bCs/>
+          <w:sz w:val="27"/>
+          <w:szCs w:val="27"/>
+          <w:lang w:eastAsia="bg-BG"/>
+        </w:rPr>
+      </w:pPr>
+      <w:r>
+        <w:rPr>
+          <w:rFonts w:ascii="Segoe UI" w:eastAsia="Times New Roman" w:hAnsi="Segoe UI" w:cs="Segoe UI"/>
+          <w:b/>
+          <w:bCs/>
+          <w:sz w:val="27"/>
+          <w:szCs w:val="27"/>
+          <w:lang w:eastAsia="bg-BG"/>
+        </w:rPr>
+        <w:t>python</w:t>
+      </w:r>
+    </w:p>
+    <w:p>
+      <w:pPr>
+        <w:pBdr>
+          <w:top w:val="single" w:sz="2" w:space="0" w:color="E5E7EB"/>
+          <w:left w:val="single" w:sz="2" w:space="0" w:color="E5E7EB"/>
+          <w:bottom w:val="single" w:sz="2" w:space="0" w:color="E5E7EB"/>
+          <w:right w:val="single" w:sz="2" w:space="0" w:color="E5E7EB"/>
+        </w:pBdr>
+        <w:shd w:val="clear" w:color="auto" w:fill="FFFFFF"/>
+        <w:spacing w:before="180" w:after="144" w:line="240" w:lineRule="auto"/>
+        <w:outlineLvl w:val="2"/>
+        <w:rPr>
+          <w:rFonts w:ascii="Segoe UI" w:eastAsia="Times New Roman" w:hAnsi="Segoe UI" w:cs="Segoe UI"/>
+          <w:b/>
+          <w:bCs/>
+          <w:sz w:val="27"/>
+          <w:szCs w:val="27"/>
+          <w:lang w:eastAsia="bg-BG"/>
+        </w:rPr>
+      </w:pPr>
+      <w:r>
+        <w:rPr>
+          <w:rFonts w:ascii="Segoe UI" w:eastAsia="Times New Roman" w:hAnsi="Segoe UI" w:cs="Segoe UI"/>
+          <w:b/>
+          <w:bCs/>
+          <w:sz w:val="27"/>
+          <w:szCs w:val="27"/>
+          <w:lang w:eastAsia="bg-BG"/>
+        </w:rPr>
+        <w:t>import pyautogui</w:t>
+      </w:r>
+    </w:p>
+    <w:p>
+      <w:pPr>
+        <w:pBdr>
+          <w:top w:val="single" w:sz="2" w:space="0" w:color="E5E7EB"/>
+          <w:left w:val="single" w:sz="2" w:space="0" w:color="E5E7EB"/>
+          <w:bottom w:val="single" w:sz="2" w:space="0" w:color="E5E7EB"/>
+          <w:right w:val="single" w:sz="2" w:space="0" w:color="E5E7EB"/>
+        </w:pBdr>
+        <w:shd w:val="clear" w:color="auto" w:fill="FFFFFF"/>
+        <w:spacing w:before="180" w:after="144" w:line="240" w:lineRule="auto"/>
+        <w:outlineLvl w:val="2"/>
+        <w:rPr>
+          <w:rFonts w:ascii="Segoe UI" w:eastAsia="Times New Roman" w:hAnsi="Segoe UI" w:cs="Segoe UI"/>
+          <w:b/>
+          <w:bCs/>
+          <w:sz w:val="27"/>
+          <w:szCs w:val="27"/>
+          <w:lang w:eastAsia="bg-BG"/>
+        </w:rPr>
+      </w:pPr>
+      <w:r>
+        <w:rPr>
+          <w:rFonts w:ascii="Segoe UI" w:eastAsia="Times New Roman" w:hAnsi="Segoe UI" w:cs="Segoe UI"/>
+          <w:b/>
+          <w:bCs/>
+          <w:sz w:val="27"/>
+          <w:szCs w:val="27"/>
+          <w:lang w:eastAsia="bg-BG"/>
+        </w:rPr>
+        <w:t>pyautogui.press('right') # За "Напред"</w:t>
+      </w:r>
+    </w:p>
+    <w:p>
+      <w:pPr>
+        <w:pBdr>
+          <w:top w:val="single" w:sz="2" w:space="0" w:color="E5E7EB"/>
+          <w:left w:val="single" w:sz="2" w:space="0" w:color="E5E7EB"/>
+          <w:bottom w:val="single" w:sz="2" w:space="0" w:color="E5E7EB"/>
+          <w:right w:val="single" w:sz="2" w:space="0" w:color="E5E7EB"/>
+        </w:pBdr>
+        <w:shd w:val="clear" w:color="auto" w:fill="FFFFFF"/>
+        <w:spacing w:before="180" w:after="144" w:line="240" w:lineRule="auto"/>
+        <w:outlineLvl w:val="2"/>
+        <w:rPr>
+          <w:rFonts w:ascii="Segoe UI" w:eastAsia="Times New Roman" w:hAnsi="Segoe UI" w:cs="Segoe UI"/>
+          <w:b/>
+          <w:bCs/>
+          <w:sz w:val="27"/>
+          <w:szCs w:val="27"/>
+          <w:lang w:eastAsia="bg-BG"/>
+        </w:rPr>
+      </w:pPr>
+      <w:r>
+        <w:rPr>
+          <w:rFonts w:ascii="Segoe UI" w:eastAsia="Times New Roman" w:hAnsi="Segoe UI" w:cs="Segoe UI"/>
+          <w:b/>
+          <w:bCs/>
+          <w:sz w:val="27"/>
+          <w:szCs w:val="27"/>
+          <w:lang w:eastAsia="bg-BG"/>
+        </w:rPr>
+        <w:t>Интеграция: Свързване на Django функциите с URL адресите.</w:t>
+      </w:r>
+    </w:p>
+    <w:p>
+      <w:pPr>
+        <w:pBdr>
+          <w:top w:val="single" w:sz="2" w:space="0" w:color="E5E7EB"/>
+          <w:left w:val="single" w:sz="2" w:space="0" w:color="E5E7EB"/>
+          <w:bottom w:val="single" w:sz="2" w:space="0" w:color="E5E7EB"/>
+          <w:right w:val="single" w:sz="2" w:space="0" w:color="E5E7EB"/>
+        </w:pBdr>
+        <w:shd w:val="clear" w:color="auto" w:fill="FFFFFF"/>
+        <w:spacing w:before="180" w:after="144" w:line="240" w:lineRule="auto"/>
+        <w:outlineLvl w:val="2"/>
+        <w:rPr>
+          <w:rFonts w:ascii="Segoe UI" w:eastAsia="Times New Roman" w:hAnsi="Segoe UI" w:cs="Segoe UI"/>
+          <w:b/>
+          <w:bCs/>
+          <w:sz w:val="27"/>
+          <w:szCs w:val="27"/>
+          <w:lang w:eastAsia="bg-BG"/>
+        </w:rPr>
+      </w:pPr>
+      <w:r>
+        <w:rPr>
+          <w:rFonts w:ascii="Segoe UI" w:eastAsia="Times New Roman" w:hAnsi="Segoe UI" w:cs="Segoe UI"/>
+          <w:b/>
+          <w:bCs/>
+          <w:sz w:val="27"/>
+          <w:szCs w:val="27"/>
+          <w:lang w:eastAsia="bg-BG"/>
+        </w:rPr>
+        <w:t>3. Разработка на Frontend (Мобилен интерфейс)</w:t>
+      </w:r>
+    </w:p>
+    <w:p>
+      <w:pPr>
+        <w:pBdr>
+          <w:top w:val="single" w:sz="2" w:space="0" w:color="E5E7EB"/>
+          <w:left w:val="single" w:sz="2" w:space="0" w:color="E5E7EB"/>
+          <w:bottom w:val="single" w:sz="2" w:space="0" w:color="E5E7EB"/>
+          <w:right w:val="single" w:sz="2" w:space="0" w:color="E5E7EB"/>
+        </w:pBdr>
+        <w:shd w:val="clear" w:color="auto" w:fill="FFFFFF"/>
+        <w:spacing w:before="180" w:after="144" w:line="240" w:lineRule="auto"/>
+        <w:outlineLvl w:val="2"/>
+        <w:rPr>
+          <w:rFonts w:ascii="Segoe UI" w:eastAsia="Times New Roman" w:hAnsi="Segoe UI" w:cs="Segoe UI"/>
+          <w:b/>
+          <w:bCs/>
+          <w:sz w:val="27"/>
+          <w:szCs w:val="27"/>
+          <w:lang w:eastAsia="bg-BG"/>
+        </w:rPr>
+      </w:pPr>
+      <w:r>
+        <w:rPr>
+          <w:rFonts w:ascii="Segoe UI" w:eastAsia="Times New Roman" w:hAnsi="Segoe UI" w:cs="Segoe UI"/>
+          <w:b/>
+          <w:bCs/>
+          <w:sz w:val="27"/>
+          <w:szCs w:val="27"/>
+          <w:lang w:eastAsia="bg-BG"/>
+        </w:rPr>
+        <w:t>HTML Шаблон: Създаване на интерфейс с два основни бутона ("Напред" и "Назад").</w:t>
+      </w:r>
+    </w:p>
+    <w:p>
+      <w:pPr>
+        <w:pBdr>
+          <w:top w:val="single" w:sz="2" w:space="0" w:color="E5E7EB"/>
+          <w:left w:val="single" w:sz="2" w:space="0" w:color="E5E7EB"/>
+          <w:bottom w:val="single" w:sz="2" w:space="0" w:color="E5E7EB"/>
+          <w:right w:val="single" w:sz="2" w:space="0" w:color="E5E7EB"/>
+        </w:pBdr>
+        <w:shd w:val="clear" w:color="auto" w:fill="FFFFFF"/>
+        <w:spacing w:before="180" w:after="144" w:line="240" w:lineRule="auto"/>
+        <w:outlineLvl w:val="2"/>
+        <w:rPr>
+          <w:rFonts w:ascii="Segoe UI" w:eastAsia="Times New Roman" w:hAnsi="Segoe UI" w:cs="Segoe UI"/>
+          <w:b/>
+          <w:bCs/>
+          <w:sz w:val="27"/>
+          <w:szCs w:val="27"/>
+          <w:lang w:eastAsia="bg-BG"/>
+        </w:rPr>
+      </w:pPr>
+      <w:r>
+        <w:rPr>
+          <w:rFonts w:ascii="Segoe UI" w:eastAsia="Times New Roman" w:hAnsi="Segoe UI" w:cs="Segoe UI"/>
+          <w:b/>
+          <w:bCs/>
+          <w:sz w:val="27"/>
+          <w:szCs w:val="27"/>
+          <w:lang w:eastAsia="bg-BG"/>
+        </w:rPr>
+        <w:t>Стилно оформление: Използване на CSS за големи, лесни за натискане бутони, подходящи за мобилни устройства.</w:t>
+      </w:r>
+    </w:p>
+    <w:p>
+      <w:pPr>
+        <w:pBdr>
+          <w:top w:val="single" w:sz="2" w:space="0" w:color="E5E7EB"/>
+          <w:left w:val="single" w:sz="2" w:space="0" w:color="E5E7EB"/>
+          <w:bottom w:val="single" w:sz="2" w:space="0" w:color="E5E7EB"/>
+          <w:right w:val="single" w:sz="2" w:space="0" w:color="E5E7EB"/>
+        </w:pBdr>
+        <w:shd w:val="clear" w:color="auto" w:fill="FFFFFF"/>
+        <w:spacing w:before="180" w:after="144" w:line="240" w:lineRule="auto"/>
+        <w:outlineLvl w:val="2"/>
+        <w:rPr>
+          <w:rFonts w:ascii="Segoe UI" w:eastAsia="Times New Roman" w:hAnsi="Segoe UI" w:cs="Segoe UI"/>
+          <w:b/>
+          <w:bCs/>
+          <w:sz w:val="27"/>
+          <w:szCs w:val="27"/>
+          <w:lang w:eastAsia="bg-BG"/>
+        </w:rPr>
+      </w:pPr>
+      <w:r>
+        <w:rPr>
+          <w:rFonts w:ascii="Segoe UI" w:eastAsia="Times New Roman" w:hAnsi="Segoe UI" w:cs="Segoe UI"/>
+          <w:b/>
+          <w:bCs/>
+          <w:sz w:val="27"/>
+          <w:szCs w:val="27"/>
+          <w:lang w:eastAsia="bg-BG"/>
+        </w:rPr>
+        <w:t>Динамика с JavaScript: Добавяне на скрипт, който при клик върху бутона изпраща фонова заявка към сървъра, за да няма забавяне.</w:t>
+      </w:r>
+    </w:p>
+    <w:p>
+      <w:pPr>
+        <w:pBdr>
+          <w:top w:val="single" w:sz="2" w:space="0" w:color="E5E7EB"/>
+          <w:left w:val="single" w:sz="2" w:space="0" w:color="E5E7EB"/>
+          <w:bottom w:val="single" w:sz="2" w:space="0" w:color="E5E7EB"/>
+          <w:right w:val="single" w:sz="2" w:space="0" w:color="E5E7EB"/>
+        </w:pBdr>
+        <w:shd w:val="clear" w:color="auto" w:fill="FFFFFF"/>
+        <w:spacing w:before="180" w:after="144" w:line="240" w:lineRule="auto"/>
+        <w:outlineLvl w:val="2"/>
+        <w:rPr>
+          <w:rFonts w:ascii="Segoe UI" w:eastAsia="Times New Roman" w:hAnsi="Segoe UI" w:cs="Segoe UI"/>
+          <w:b/>
+          <w:bCs/>
+          <w:sz w:val="27"/>
+          <w:szCs w:val="27"/>
+          <w:lang w:eastAsia="bg-BG"/>
+        </w:rPr>
+      </w:pPr>
+      <w:r>
+        <w:rPr>
+          <w:rFonts w:ascii="Segoe UI" w:eastAsia="Times New Roman" w:hAnsi="Segoe UI" w:cs="Segoe UI"/>
+          <w:b/>
+          <w:bCs/>
+          <w:sz w:val="27"/>
+          <w:szCs w:val="27"/>
+          <w:lang w:eastAsia="bg-BG"/>
+        </w:rPr>
+        <w:lastRenderedPageBreak/>
+        <w:t>4. Конфигурация на средата</w:t>
+      </w:r>
+    </w:p>
+    <w:p>
+      <w:pPr>
+        <w:pBdr>
+          <w:top w:val="single" w:sz="2" w:space="0" w:color="E5E7EB"/>
+          <w:left w:val="single" w:sz="2" w:space="0" w:color="E5E7EB"/>
+          <w:bottom w:val="single" w:sz="2" w:space="0" w:color="E5E7EB"/>
+          <w:right w:val="single" w:sz="2" w:space="0" w:color="E5E7EB"/>
+        </w:pBdr>
+        <w:shd w:val="clear" w:color="auto" w:fill="FFFFFF"/>
+        <w:spacing w:before="180" w:after="144" w:line="240" w:lineRule="auto"/>
+        <w:outlineLvl w:val="2"/>
+        <w:rPr>
+          <w:rFonts w:ascii="Segoe UI" w:eastAsia="Times New Roman" w:hAnsi="Segoe UI" w:cs="Segoe UI"/>
+          <w:b/>
+          <w:bCs/>
+          <w:sz w:val="27"/>
+          <w:szCs w:val="27"/>
+          <w:lang w:eastAsia="bg-BG"/>
+        </w:rPr>
+      </w:pPr>
+      <w:r>
+        <w:rPr>
+          <w:rFonts w:ascii="Segoe UI" w:eastAsia="Times New Roman" w:hAnsi="Segoe UI" w:cs="Segoe UI"/>
+          <w:b/>
+          <w:bCs/>
+          <w:sz w:val="27"/>
+          <w:szCs w:val="27"/>
+          <w:lang w:eastAsia="bg-BG"/>
+        </w:rPr>
+        <w:t>Мрежова настройка: Конфигуриране на лаптопа със статичен локален IP адрес.</w:t>
+      </w:r>
+    </w:p>
+    <w:p>
+      <w:pPr>
+        <w:pBdr>
+          <w:top w:val="single" w:sz="2" w:space="0" w:color="E5E7EB"/>
+          <w:left w:val="single" w:sz="2" w:space="0" w:color="E5E7EB"/>
+          <w:bottom w:val="single" w:sz="2" w:space="0" w:color="E5E7EB"/>
+          <w:right w:val="single" w:sz="2" w:space="0" w:color="E5E7EB"/>
+        </w:pBdr>
+        <w:shd w:val="clear" w:color="auto" w:fill="FFFFFF"/>
+        <w:spacing w:before="180" w:after="144" w:line="240" w:lineRule="auto"/>
+        <w:outlineLvl w:val="2"/>
+        <w:rPr>
+          <w:rFonts w:ascii="Segoe UI" w:eastAsia="Times New Roman" w:hAnsi="Segoe UI" w:cs="Segoe UI"/>
+          <w:b/>
+          <w:bCs/>
+          <w:sz w:val="27"/>
+          <w:szCs w:val="27"/>
+          <w:lang w:eastAsia="bg-BG"/>
+        </w:rPr>
+      </w:pPr>
+      <w:r>
+        <w:rPr>
+          <w:rFonts w:ascii="Segoe UI" w:eastAsia="Times New Roman" w:hAnsi="Segoe UI" w:cs="Segoe UI"/>
+          <w:b/>
+          <w:bCs/>
+          <w:sz w:val="27"/>
+          <w:szCs w:val="27"/>
+          <w:lang w:eastAsia="bg-BG"/>
+        </w:rPr>
+        <w:t>Стартиране: Използване на командата python manage.py runserver 0.0.0.0:8000, за да бъде сървърът видим в мрежата.</w:t>
+      </w:r>
+    </w:p>
+    <w:p>
+      <w:pPr>
+        <w:pBdr>
+          <w:top w:val="single" w:sz="2" w:space="0" w:color="E5E7EB"/>
+          <w:left w:val="single" w:sz="2" w:space="0" w:color="E5E7EB"/>
+          <w:bottom w:val="single" w:sz="2" w:space="0" w:color="E5E7EB"/>
+          <w:right w:val="single" w:sz="2" w:space="0" w:color="E5E7EB"/>
+        </w:pBdr>
+        <w:shd w:val="clear" w:color="auto" w:fill="FFFFFF"/>
+        <w:spacing w:before="180" w:after="144" w:line="240" w:lineRule="auto"/>
+        <w:outlineLvl w:val="2"/>
+        <w:rPr>
+          <w:rFonts w:ascii="Segoe UI" w:eastAsia="Times New Roman" w:hAnsi="Segoe UI" w:cs="Segoe UI"/>
+          <w:b/>
+          <w:bCs/>
+          <w:sz w:val="27"/>
+          <w:szCs w:val="27"/>
+          <w:lang w:eastAsia="bg-BG"/>
+        </w:rPr>
+      </w:pPr>
+      <w:r>
+        <w:rPr>
+          <w:rFonts w:ascii="Segoe UI" w:eastAsia="Times New Roman" w:hAnsi="Segoe UI" w:cs="Segoe UI"/>
+          <w:b/>
+          <w:bCs/>
+          <w:sz w:val="27"/>
+          <w:szCs w:val="27"/>
+          <w:lang w:eastAsia="bg-BG"/>
+        </w:rPr>
+        <w:t>IV. Измервания, анализи и тестване</w:t>
+      </w:r>
+    </w:p>
+    <w:p>
+      <w:pPr>
+        <w:pBdr>
+          <w:top w:val="single" w:sz="2" w:space="0" w:color="E5E7EB"/>
+          <w:left w:val="single" w:sz="2" w:space="0" w:color="E5E7EB"/>
+          <w:bottom w:val="single" w:sz="2" w:space="0" w:color="E5E7EB"/>
+          <w:right w:val="single" w:sz="2" w:space="0" w:color="E5E7EB"/>
+        </w:pBdr>
+        <w:shd w:val="clear" w:color="auto" w:fill="FFFFFF"/>
+        <w:spacing w:before="180" w:after="144" w:line="240" w:lineRule="auto"/>
+        <w:outlineLvl w:val="2"/>
+        <w:rPr>
+          <w:rFonts w:ascii="Segoe UI" w:eastAsia="Times New Roman" w:hAnsi="Segoe UI" w:cs="Segoe UI"/>
+          <w:b/>
+          <w:bCs/>
+          <w:sz w:val="27"/>
+          <w:szCs w:val="27"/>
+          <w:lang w:eastAsia="bg-BG"/>
+        </w:rPr>
+      </w:pPr>
+      <w:r>
+        <w:rPr>
+          <w:rFonts w:ascii="Segoe UI" w:eastAsia="Times New Roman" w:hAnsi="Segoe UI" w:cs="Segoe UI"/>
+          <w:b/>
+          <w:bCs/>
+          <w:sz w:val="27"/>
+          <w:szCs w:val="27"/>
+          <w:lang w:eastAsia="bg-BG"/>
+        </w:rPr>
+        <w:t>Тест на функционалността: Проверка дали всяко натискане на телефона кореспондира с действие в отворено десктоп приложение (напр. PowerPoint или YouTube).</w:t>
+      </w:r>
+    </w:p>
+    <w:p>
+      <w:pPr>
+        <w:pBdr>
+          <w:top w:val="single" w:sz="2" w:space="0" w:color="E5E7EB"/>
+          <w:left w:val="single" w:sz="2" w:space="0" w:color="E5E7EB"/>
+          <w:bottom w:val="single" w:sz="2" w:space="0" w:color="E5E7EB"/>
+          <w:right w:val="single" w:sz="2" w:space="0" w:color="E5E7EB"/>
+        </w:pBdr>
+        <w:shd w:val="clear" w:color="auto" w:fill="FFFFFF"/>
+        <w:spacing w:before="180" w:after="144" w:line="240" w:lineRule="auto"/>
+        <w:outlineLvl w:val="2"/>
+        <w:rPr>
+          <w:rFonts w:ascii="Segoe UI" w:eastAsia="Times New Roman" w:hAnsi="Segoe UI" w:cs="Segoe UI"/>
+          <w:b/>
+          <w:bCs/>
+          <w:sz w:val="27"/>
+          <w:szCs w:val="27"/>
+          <w:lang w:eastAsia="bg-BG"/>
+        </w:rPr>
+      </w:pPr>
+      <w:r>
+        <w:rPr>
+          <w:rFonts w:ascii="Segoe UI" w:eastAsia="Times New Roman" w:hAnsi="Segoe UI" w:cs="Segoe UI"/>
+          <w:b/>
+          <w:bCs/>
+          <w:sz w:val="27"/>
+          <w:szCs w:val="27"/>
+          <w:lang w:eastAsia="bg-BG"/>
+        </w:rPr>
+        <w:t>Измерване на латентността: Анализ на времето между натискането на бутона и реакцията на компютъра (в милисекунди).</w:t>
+      </w:r>
+    </w:p>
+    <w:p>
+      <w:pPr>
+        <w:pBdr>
+          <w:top w:val="single" w:sz="2" w:space="0" w:color="E5E7EB"/>
+          <w:left w:val="single" w:sz="2" w:space="0" w:color="E5E7EB"/>
+          <w:bottom w:val="single" w:sz="2" w:space="0" w:color="E5E7EB"/>
+          <w:right w:val="single" w:sz="2" w:space="0" w:color="E5E7EB"/>
+        </w:pBdr>
+        <w:shd w:val="clear" w:color="auto" w:fill="FFFFFF"/>
+        <w:spacing w:before="180" w:after="144" w:line="240" w:lineRule="auto"/>
+        <w:outlineLvl w:val="2"/>
+        <w:rPr>
+          <w:rFonts w:ascii="Segoe UI" w:eastAsia="Times New Roman" w:hAnsi="Segoe UI" w:cs="Segoe UI"/>
+          <w:b/>
+          <w:bCs/>
+          <w:sz w:val="27"/>
+          <w:szCs w:val="27"/>
+          <w:lang w:eastAsia="bg-BG"/>
+        </w:rPr>
+      </w:pPr>
+      <w:r>
+        <w:rPr>
+          <w:rFonts w:ascii="Segoe UI" w:eastAsia="Times New Roman" w:hAnsi="Segoe UI" w:cs="Segoe UI"/>
+          <w:b/>
+          <w:bCs/>
+          <w:sz w:val="27"/>
+          <w:szCs w:val="27"/>
+          <w:lang w:eastAsia="bg-BG"/>
+        </w:rPr>
+        <w:t>Тест на обхвата: Работа на приложението в различните краища на локалната Wi-Fi мрежа.</w:t>
+      </w:r>
+    </w:p>
+    <w:p>
+      <w:pPr>
+        <w:pBdr>
+          <w:top w:val="single" w:sz="2" w:space="0" w:color="E5E7EB"/>
+          <w:left w:val="single" w:sz="2" w:space="0" w:color="E5E7EB"/>
+          <w:bottom w:val="single" w:sz="2" w:space="0" w:color="E5E7EB"/>
+          <w:right w:val="single" w:sz="2" w:space="0" w:color="E5E7EB"/>
+        </w:pBdr>
+        <w:shd w:val="clear" w:color="auto" w:fill="FFFFFF"/>
+        <w:spacing w:before="180" w:after="144" w:line="240" w:lineRule="auto"/>
+        <w:outlineLvl w:val="2"/>
+        <w:rPr>
+          <w:rFonts w:ascii="Segoe UI" w:eastAsia="Times New Roman" w:hAnsi="Segoe UI" w:cs="Segoe UI"/>
+          <w:b/>
+          <w:bCs/>
+          <w:sz w:val="27"/>
+          <w:szCs w:val="27"/>
+          <w:lang w:eastAsia="bg-BG"/>
+        </w:rPr>
+      </w:pPr>
+      <w:r>
+        <w:rPr>
+          <w:rFonts w:ascii="Segoe UI" w:eastAsia="Times New Roman" w:hAnsi="Segoe UI" w:cs="Segoe UI"/>
+          <w:b/>
+          <w:bCs/>
+          <w:sz w:val="27"/>
+          <w:szCs w:val="27"/>
+          <w:lang w:eastAsia="bg-BG"/>
+        </w:rPr>
+        <w:t>V. Документация и Заключение</w:t>
+      </w:r>
+    </w:p>
+    <w:p>
+      <w:pPr>
+        <w:pBdr>
+          <w:top w:val="single" w:sz="2" w:space="0" w:color="E5E7EB"/>
+          <w:left w:val="single" w:sz="2" w:space="0" w:color="E5E7EB"/>
+          <w:bottom w:val="single" w:sz="2" w:space="0" w:color="E5E7EB"/>
+          <w:right w:val="single" w:sz="2" w:space="0" w:color="E5E7EB"/>
+        </w:pBdr>
+        <w:shd w:val="clear" w:color="auto" w:fill="FFFFFF"/>
+        <w:spacing w:before="180" w:after="144" w:line="240" w:lineRule="auto"/>
+        <w:outlineLvl w:val="2"/>
+        <w:rPr>
+          <w:rFonts w:ascii="Segoe UI" w:eastAsia="Times New Roman" w:hAnsi="Segoe UI" w:cs="Segoe UI"/>
+          <w:b/>
+          <w:bCs/>
+          <w:sz w:val="27"/>
+          <w:szCs w:val="27"/>
+          <w:lang w:eastAsia="bg-BG"/>
+        </w:rPr>
+      </w:pPr>
+      <w:r>
+        <w:rPr>
+          <w:rFonts w:ascii="Segoe UI" w:eastAsia="Times New Roman" w:hAnsi="Segoe UI" w:cs="Segoe UI"/>
+          <w:b/>
+          <w:bCs/>
+          <w:sz w:val="27"/>
+          <w:szCs w:val="27"/>
+          <w:lang w:eastAsia="bg-BG"/>
+        </w:rPr>
+        <w:t>Инструкция за потребителя: Как да се стартира сървърът и как да се свърже телефонът.</w:t>
+      </w:r>
+    </w:p>
+    <w:p>
+      <w:pPr>
+        <w:pBdr>
+          <w:top w:val="single" w:sz="2" w:space="0" w:color="E5E7EB"/>
+          <w:left w:val="single" w:sz="2" w:space="0" w:color="E5E7EB"/>
+          <w:bottom w:val="single" w:sz="2" w:space="0" w:color="E5E7EB"/>
+          <w:right w:val="single" w:sz="2" w:space="0" w:color="E5E7EB"/>
+        </w:pBdr>
+        <w:shd w:val="clear" w:color="auto" w:fill="FFFFFF"/>
+        <w:spacing w:before="180" w:after="144" w:line="240" w:lineRule="auto"/>
+        <w:outlineLvl w:val="2"/>
+        <w:rPr>
+          <w:rFonts w:ascii="Segoe UI" w:eastAsia="Times New Roman" w:hAnsi="Segoe UI" w:cs="Segoe UI"/>
+          <w:b/>
+          <w:bCs/>
+          <w:sz w:val="27"/>
+          <w:szCs w:val="27"/>
+          <w:lang w:eastAsia="bg-BG"/>
+        </w:rPr>
+      </w:pPr>
+      <w:r>
+        <w:rPr>
+          <w:rFonts w:ascii="Segoe UI" w:eastAsia="Times New Roman" w:hAnsi="Segoe UI" w:cs="Segoe UI"/>
+          <w:b/>
+          <w:bCs/>
+          <w:sz w:val="27"/>
+          <w:szCs w:val="27"/>
+          <w:lang w:eastAsia="bg-BG"/>
+        </w:rPr>
+        <w:t>Бъдещо развитие: Възможност за добавяне на контрол върху силата на звука, движение на мишката или тъчпад функционалност.</w:t>
+      </w:r>
+    </w:p>
+    <w:p>
+      <w:pPr>
+        <w:pBdr>
+          <w:top w:val="single" w:sz="2" w:space="0" w:color="E5E7EB"/>
+          <w:left w:val="single" w:sz="2" w:space="0" w:color="E5E7EB"/>
+          <w:bottom w:val="single" w:sz="2" w:space="0" w:color="E5E7EB"/>
+          <w:right w:val="single" w:sz="2" w:space="0" w:color="E5E7EB"/>
+        </w:pBdr>
+        <w:shd w:val="clear" w:color="auto" w:fill="FFFFFF"/>
+        <w:spacing w:before="180" w:after="144" w:line="240" w:lineRule="auto"/>
+        <w:outlineLvl w:val="2"/>
+        <w:rPr>
+          <w:rFonts w:ascii="Segoe UI" w:eastAsia="Times New Roman" w:hAnsi="Segoe UI" w:cs="Segoe UI"/>
+          <w:b/>
+          <w:bCs/>
+          <w:sz w:val="27"/>
+          <w:szCs w:val="27"/>
+          <w:lang w:eastAsia="bg-BG"/>
+        </w:rPr>
+      </w:pPr>
+      <w:r>
+        <w:rPr>
+          <w:rFonts w:ascii="Segoe UI" w:eastAsia="Times New Roman" w:hAnsi="Segoe UI" w:cs="Segoe UI"/>
+          <w:b/>
+          <w:bCs/>
+          <w:sz w:val="27"/>
+          <w:szCs w:val="27"/>
+          <w:lang w:eastAsia="bg-BG"/>
+        </w:rPr>
+        <w:t>Заключение: Обобщение на придобитите умения по системно програмиране и мрежи.</w:t>
+      </w:r>
+    </w:p>
+    <w:p>
+      <w:pPr>
+        <w:pBdr>
+          <w:top w:val="single" w:sz="2" w:space="0" w:color="E5E7EB"/>
+          <w:left w:val="single" w:sz="2" w:space="0" w:color="E5E7EB"/>
+          <w:bottom w:val="single" w:sz="2" w:space="0" w:color="E5E7EB"/>
+          <w:right w:val="single" w:sz="2" w:space="0" w:color="E5E7EB"/>
+        </w:pBdr>
+        <w:shd w:val="clear" w:color="auto" w:fill="FFFFFF"/>
+        <w:spacing w:before="180" w:after="144" w:line="240" w:lineRule="auto"/>
+        <w:outlineLvl w:val="2"/>
+        <w:rPr>
+          <w:rFonts w:ascii="Segoe UI" w:eastAsia="Times New Roman" w:hAnsi="Segoe UI" w:cs="Segoe UI"/>
+          <w:b/>
+          <w:bCs/>
+          <w:sz w:val="27"/>
+          <w:szCs w:val="27"/>
+          <w:lang w:eastAsia="bg-BG"/>
+        </w:rPr>
+      </w:pPr>
+      <w:r>
+        <w:rPr>
+          <w:rFonts w:ascii="Segoe UI" w:eastAsia="Times New Roman" w:hAnsi="Segoe UI" w:cs="Segoe UI"/>
+          <w:b/>
+          <w:bCs/>
+          <w:sz w:val="27"/>
+          <w:szCs w:val="27"/>
+          <w:lang w:eastAsia="bg-BG"/>
+        </w:rPr>
+        <w:t>VI. Списък с използвана литература и източници</w:t>
+      </w:r>
+    </w:p>
+    <w:p>
+      <w:pPr>
+        <w:pBdr>
+          <w:top w:val="single" w:sz="2" w:space="0" w:color="E5E7EB"/>
+          <w:left w:val="single" w:sz="2" w:space="0" w:color="E5E7EB"/>
+          <w:bottom w:val="single" w:sz="2" w:space="0" w:color="E5E7EB"/>
+          <w:right w:val="single" w:sz="2" w:space="0" w:color="E5E7EB"/>
+        </w:pBdr>
+        <w:shd w:val="clear" w:color="auto" w:fill="FFFFFF"/>
+        <w:spacing w:before="180" w:after="144" w:line="240" w:lineRule="auto"/>
+        <w:outlineLvl w:val="2"/>
+        <w:rPr>
+          <w:rFonts w:ascii="Segoe UI" w:eastAsia="Times New Roman" w:hAnsi="Segoe UI" w:cs="Segoe UI"/>
+          <w:b/>
+          <w:bCs/>
+          <w:sz w:val="27"/>
+          <w:szCs w:val="27"/>
+          <w:lang w:eastAsia="bg-BG"/>
+        </w:rPr>
+      </w:pPr>
+      <w:r>
+        <w:rPr>
+          <w:rFonts w:ascii="Segoe UI" w:eastAsia="Times New Roman" w:hAnsi="Segoe UI" w:cs="Segoe UI"/>
+          <w:b/>
+          <w:bCs/>
+          <w:sz w:val="27"/>
+          <w:szCs w:val="27"/>
+          <w:lang w:eastAsia="bg-BG"/>
+        </w:rPr>
+        <w:t>Официална документация на Django (docs.djangoproject.com).</w:t>
+      </w:r>
+    </w:p>
+    <w:p>
+      <w:pPr>
+        <w:pBdr>
+          <w:top w:val="single" w:sz="2" w:space="0" w:color="E5E7EB"/>
+          <w:left w:val="single" w:sz="2" w:space="0" w:color="E5E7EB"/>
+          <w:bottom w:val="single" w:sz="2" w:space="0" w:color="E5E7EB"/>
+          <w:right w:val="single" w:sz="2" w:space="0" w:color="E5E7EB"/>
+        </w:pBdr>
+        <w:shd w:val="clear" w:color="auto" w:fill="FFFFFF"/>
+        <w:spacing w:before="180" w:after="144" w:line="240" w:lineRule="auto"/>
+        <w:outlineLvl w:val="2"/>
+        <w:rPr>
+          <w:rFonts w:ascii="Segoe UI" w:eastAsia="Times New Roman" w:hAnsi="Segoe UI" w:cs="Segoe UI"/>
+          <w:b/>
+          <w:bCs/>
+          <w:sz w:val="27"/>
+          <w:szCs w:val="27"/>
+          <w:lang w:eastAsia="bg-BG"/>
+        </w:rPr>
+      </w:pPr>
+      <w:r>
+        <w:rPr>
+          <w:rFonts w:ascii="Segoe UI" w:eastAsia="Times New Roman" w:hAnsi="Segoe UI" w:cs="Segoe UI"/>
+          <w:b/>
+          <w:bCs/>
+          <w:sz w:val="27"/>
+          <w:szCs w:val="27"/>
+          <w:lang w:eastAsia="bg-BG"/>
+        </w:rPr>
+        <w:t>Документация на PyAutoGUI.</w:t>
+      </w:r>
+    </w:p>
+    <w:p>
+      <w:pPr>
+        <w:pBdr>
+          <w:top w:val="single" w:sz="2" w:space="0" w:color="E5E7EB"/>
+          <w:left w:val="single" w:sz="2" w:space="0" w:color="E5E7EB"/>
+          <w:bottom w:val="single" w:sz="2" w:space="0" w:color="E5E7EB"/>
+          <w:right w:val="single" w:sz="2" w:space="0" w:color="E5E7EB"/>
+        </w:pBdr>
+        <w:shd w:val="clear" w:color="auto" w:fill="FFFFFF"/>
+        <w:spacing w:before="180" w:after="144" w:line="240" w:lineRule="auto"/>
+        <w:outlineLvl w:val="2"/>
+        <w:rPr>
+          <w:rFonts w:ascii="Segoe UI" w:eastAsia="Times New Roman" w:hAnsi="Segoe UI" w:cs="Segoe UI"/>
+          <w:b/>
+          <w:bCs/>
+          <w:sz w:val="27"/>
+          <w:szCs w:val="27"/>
+          <w:lang w:eastAsia="bg-BG"/>
+        </w:rPr>
+      </w:pPr>
+      <w:r>
+        <w:rPr>
+          <w:rFonts w:ascii="Segoe UI" w:eastAsia="Times New Roman" w:hAnsi="Segoe UI" w:cs="Segoe UI"/>
+          <w:b/>
+          <w:bCs/>
+          <w:sz w:val="27"/>
+          <w:szCs w:val="27"/>
+          <w:lang w:eastAsia="bg-BG"/>
+        </w:rPr>
+        <w:t>Материали по "Компютърни мрежи".</w:t>
+      </w:r>
+    </w:p>
+    <w:p>
+      <w:pPr>
+        <w:pBdr>
+          <w:top w:val="single" w:sz="2" w:space="0" w:color="E5E7EB"/>
+          <w:left w:val="single" w:sz="2" w:space="0" w:color="E5E7EB"/>
+          <w:bottom w:val="single" w:sz="2" w:space="0" w:color="E5E7EB"/>
+          <w:right w:val="single" w:sz="2" w:space="0" w:color="E5E7EB"/>
+        </w:pBdr>
+        <w:shd w:val="clear" w:color="auto" w:fill="FFFFFF"/>
+        <w:spacing w:before="180" w:after="144" w:line="240" w:lineRule="auto"/>
+        <w:outlineLvl w:val="2"/>
+        <w:rPr>
+          <w:rFonts w:ascii="Segoe UI" w:eastAsia="Times New Roman" w:hAnsi="Segoe UI" w:cs="Segoe UI"/>
+          <w:b/>
+          <w:bCs/>
+          <w:sz w:val="27"/>
+          <w:szCs w:val="27"/>
+          <w:lang w:eastAsia="bg-BG"/>
+        </w:rPr>
+      </w:pPr>
+    </w:p>
+    <w:p>
+      <w:pPr>
+        <w:pBdr>
+          <w:top w:val="single" w:sz="2" w:space="0" w:color="E5E7EB"/>
+          <w:left w:val="single" w:sz="2" w:space="0" w:color="E5E7EB"/>
+          <w:bottom w:val="single" w:sz="2" w:space="0" w:color="E5E7EB"/>
+          <w:right w:val="single" w:sz="2" w:space="0" w:color="E5E7EB"/>
+        </w:pBdr>
+        <w:shd w:val="clear" w:color="auto" w:fill="FFFFFF"/>
+        <w:spacing w:before="180" w:after="144" w:line="240" w:lineRule="auto"/>
+        <w:outlineLvl w:val="2"/>
+        <w:rPr>
+          <w:rFonts w:ascii="Segoe UI" w:eastAsia="Times New Roman" w:hAnsi="Segoe UI" w:cs="Segoe UI"/>
+          <w:b/>
+          <w:bCs/>
+          <w:sz w:val="27"/>
+          <w:szCs w:val="27"/>
+          <w:lang w:eastAsia="bg-BG"/>
+        </w:rPr>
+      </w:pPr>
       <w:r>
         <w:rPr>
           <w:rFonts w:ascii="Segoe UI" w:eastAsia="Times New Roman" w:hAnsi="Segoe UI" w:cs="Segoe UI"/>
@@ -191,726 +1760,9 @@
       </w:r>
     </w:p>
     <w:p>
-      <w:pPr>
-        <w:numPr>
-          <w:ilvl w:val="1"/>
-          <w:numId w:val="1"/>
-        </w:numPr>
-        <w:pBdr>
-          <w:top w:val="single" w:sz="2" w:space="0" w:color="E5E7EB"/>
-          <w:left w:val="single" w:sz="2" w:space="0" w:color="E5E7EB"/>
-          <w:bottom w:val="single" w:sz="2" w:space="0" w:color="E5E7EB"/>
-          <w:right w:val="single" w:sz="2" w:space="0" w:color="E5E7EB"/>
-        </w:pBdr>
-        <w:shd w:val="clear" w:color="auto" w:fill="FFFFFF"/>
-        <w:spacing w:before="60" w:after="100" w:afterAutospacing="1" w:line="240" w:lineRule="auto"/>
-        <w:rPr>
-          <w:rFonts w:ascii="Segoe UI" w:eastAsia="Times New Roman" w:hAnsi="Segoe UI" w:cs="Segoe UI"/>
-          <w:sz w:val="24"/>
-          <w:szCs w:val="24"/>
-          <w:lang w:eastAsia="bg-BG"/>
-        </w:rPr>
-      </w:pPr>
-      <w:r>
-        <w:rPr>
-          <w:rFonts w:ascii="Segoe UI" w:eastAsia="Times New Roman" w:hAnsi="Segoe UI" w:cs="Segoe UI"/>
-          <w:sz w:val="24"/>
-          <w:szCs w:val="24"/>
-          <w:lang w:eastAsia="bg-BG"/>
-        </w:rPr>
-        <w:t>Защо използваме HTTP (Layer 7) за този проект?</w:t>
-      </w:r>
-    </w:p>
-    <w:p>
-      <w:pPr>
-        <w:numPr>
-          <w:ilvl w:val="0"/>
-          <w:numId w:val="1"/>
-        </w:numPr>
-        <w:pBdr>
-          <w:top w:val="single" w:sz="2" w:space="0" w:color="E5E7EB"/>
-          <w:left w:val="single" w:sz="2" w:space="0" w:color="E5E7EB"/>
-          <w:bottom w:val="single" w:sz="2" w:space="0" w:color="E5E7EB"/>
-          <w:right w:val="single" w:sz="2" w:space="0" w:color="E5E7EB"/>
-        </w:pBdr>
-        <w:shd w:val="clear" w:color="auto" w:fill="FFFFFF"/>
-        <w:spacing w:before="60" w:after="100" w:afterAutospacing="1" w:line="240" w:lineRule="auto"/>
-        <w:rPr>
-          <w:rFonts w:ascii="Segoe UI" w:eastAsia="Times New Roman" w:hAnsi="Segoe UI" w:cs="Segoe UI"/>
-          <w:sz w:val="24"/>
-          <w:szCs w:val="24"/>
-          <w:lang w:eastAsia="bg-BG"/>
-        </w:rPr>
-      </w:pPr>
-      <w:r>
-        <w:rPr>
-          <w:rFonts w:ascii="Segoe UI" w:eastAsia="Times New Roman" w:hAnsi="Segoe UI" w:cs="Segoe UI"/>
-          <w:b/>
-          <w:bCs/>
-          <w:sz w:val="24"/>
-          <w:szCs w:val="24"/>
-          <w:bdr w:val="single" w:sz="2" w:space="0" w:color="E5E7EB" w:frame="1"/>
-          <w:lang w:eastAsia="bg-BG"/>
-        </w:rPr>
-        <w:t>HTTP Протокол:</w:t>
-      </w:r>
-    </w:p>
-    <w:p>
-      <w:pPr>
-        <w:numPr>
-          <w:ilvl w:val="1"/>
-          <w:numId w:val="1"/>
-        </w:numPr>
-        <w:pBdr>
-          <w:top w:val="single" w:sz="2" w:space="0" w:color="E5E7EB"/>
-          <w:left w:val="single" w:sz="2" w:space="0" w:color="E5E7EB"/>
-          <w:bottom w:val="single" w:sz="2" w:space="0" w:color="E5E7EB"/>
-          <w:right w:val="single" w:sz="2" w:space="0" w:color="E5E7EB"/>
-        </w:pBdr>
-        <w:shd w:val="clear" w:color="auto" w:fill="FFFFFF"/>
-        <w:spacing w:before="100" w:beforeAutospacing="1" w:after="100" w:afterAutospacing="1" w:line="240" w:lineRule="auto"/>
-        <w:rPr>
-          <w:rFonts w:ascii="Segoe UI" w:eastAsia="Times New Roman" w:hAnsi="Segoe UI" w:cs="Segoe UI"/>
-          <w:sz w:val="24"/>
-          <w:szCs w:val="24"/>
-          <w:lang w:eastAsia="bg-BG"/>
-        </w:rPr>
-      </w:pPr>
-      <w:r>
-        <w:rPr>
-          <w:rFonts w:ascii="Segoe UI" w:eastAsia="Times New Roman" w:hAnsi="Segoe UI" w:cs="Segoe UI"/>
-          <w:sz w:val="24"/>
-          <w:szCs w:val="24"/>
-          <w:lang w:eastAsia="bg-BG"/>
-        </w:rPr>
-        <w:t>Структура на HTTP заявка и отговор (Headers, Body, Status Codes).</w:t>
-      </w:r>
-    </w:p>
-    <w:p>
-      <w:pPr>
-        <w:numPr>
-          <w:ilvl w:val="1"/>
-          <w:numId w:val="1"/>
-        </w:numPr>
-        <w:pBdr>
-          <w:top w:val="single" w:sz="2" w:space="0" w:color="E5E7EB"/>
-          <w:left w:val="single" w:sz="2" w:space="0" w:color="E5E7EB"/>
-          <w:bottom w:val="single" w:sz="2" w:space="0" w:color="E5E7EB"/>
-          <w:right w:val="single" w:sz="2" w:space="0" w:color="E5E7EB"/>
-        </w:pBdr>
-        <w:shd w:val="clear" w:color="auto" w:fill="FFFFFF"/>
-        <w:spacing w:after="0" w:afterAutospacing="1" w:line="240" w:lineRule="auto"/>
-        <w:rPr>
-          <w:rFonts w:ascii="Segoe UI" w:eastAsia="Times New Roman" w:hAnsi="Segoe UI" w:cs="Segoe UI"/>
-          <w:sz w:val="24"/>
-          <w:szCs w:val="24"/>
-          <w:lang w:eastAsia="bg-BG"/>
-        </w:rPr>
-      </w:pPr>
-      <w:r>
-        <w:rPr>
-          <w:rFonts w:ascii="Segoe UI" w:eastAsia="Times New Roman" w:hAnsi="Segoe UI" w:cs="Segoe UI"/>
-          <w:b/>
-          <w:bCs/>
-          <w:sz w:val="24"/>
-          <w:szCs w:val="24"/>
-          <w:bdr w:val="single" w:sz="2" w:space="0" w:color="E5E7EB" w:frame="1"/>
-          <w:lang w:eastAsia="bg-BG"/>
-        </w:rPr>
-        <w:t>Видове заявки:</w:t>
-      </w:r>
-      <w:r>
-        <w:rPr>
-          <w:rFonts w:ascii="Segoe UI" w:eastAsia="Times New Roman" w:hAnsi="Segoe UI" w:cs="Segoe UI"/>
-          <w:sz w:val="24"/>
-          <w:szCs w:val="24"/>
-          <w:lang w:eastAsia="bg-BG"/>
-        </w:rPr>
-        <w:t> Опиши подробно </w:t>
-      </w:r>
-      <w:r>
-        <w:rPr>
-          <w:rFonts w:ascii="Consolas" w:eastAsia="Times New Roman" w:hAnsi="Consolas" w:cs="Courier New"/>
-          <w:bdr w:val="single" w:sz="2" w:space="2" w:color="E5E7EB" w:frame="1"/>
-          <w:lang w:eastAsia="bg-BG"/>
-        </w:rPr>
-        <w:t>GET</w:t>
-      </w:r>
-      <w:r>
-        <w:rPr>
-          <w:rFonts w:ascii="Segoe UI" w:eastAsia="Times New Roman" w:hAnsi="Segoe UI" w:cs="Segoe UI"/>
-          <w:sz w:val="24"/>
-          <w:szCs w:val="24"/>
-          <w:lang w:eastAsia="bg-BG"/>
-        </w:rPr>
-        <w:t> (за зареждане на интерфейса) и </w:t>
-      </w:r>
-      <w:r>
-        <w:rPr>
-          <w:rFonts w:ascii="Consolas" w:eastAsia="Times New Roman" w:hAnsi="Consolas" w:cs="Courier New"/>
-          <w:bdr w:val="single" w:sz="2" w:space="2" w:color="E5E7EB" w:frame="1"/>
-          <w:lang w:eastAsia="bg-BG"/>
-        </w:rPr>
-        <w:t>POST</w:t>
-      </w:r>
-      <w:r>
-        <w:rPr>
-          <w:rFonts w:ascii="Segoe UI" w:eastAsia="Times New Roman" w:hAnsi="Segoe UI" w:cs="Segoe UI"/>
-          <w:sz w:val="24"/>
-          <w:szCs w:val="24"/>
-          <w:lang w:eastAsia="bg-BG"/>
-        </w:rPr>
-        <w:t> (за изпращане на командите към сървъра).</w:t>
-      </w:r>
-    </w:p>
-    <w:p>
-      <w:pPr>
-        <w:numPr>
-          <w:ilvl w:val="0"/>
-          <w:numId w:val="1"/>
-        </w:numPr>
-        <w:pBdr>
-          <w:top w:val="single" w:sz="2" w:space="0" w:color="E5E7EB"/>
-          <w:left w:val="single" w:sz="2" w:space="0" w:color="E5E7EB"/>
-          <w:bottom w:val="single" w:sz="2" w:space="0" w:color="E5E7EB"/>
-          <w:right w:val="single" w:sz="2" w:space="0" w:color="E5E7EB"/>
-        </w:pBdr>
-        <w:shd w:val="clear" w:color="auto" w:fill="FFFFFF"/>
-        <w:spacing w:before="60" w:after="100" w:afterAutospacing="1" w:line="240" w:lineRule="auto"/>
-        <w:rPr>
-          <w:rFonts w:ascii="Segoe UI" w:eastAsia="Times New Roman" w:hAnsi="Segoe UI" w:cs="Segoe UI"/>
-          <w:sz w:val="24"/>
-          <w:szCs w:val="24"/>
-          <w:lang w:eastAsia="bg-BG"/>
-        </w:rPr>
-      </w:pPr>
-      <w:r>
-        <w:rPr>
-          <w:rFonts w:ascii="Segoe UI" w:eastAsia="Times New Roman" w:hAnsi="Segoe UI" w:cs="Segoe UI"/>
-          <w:b/>
-          <w:bCs/>
-          <w:sz w:val="24"/>
-          <w:szCs w:val="24"/>
-          <w:bdr w:val="single" w:sz="2" w:space="0" w:color="E5E7EB" w:frame="1"/>
-          <w:lang w:eastAsia="bg-BG"/>
-        </w:rPr>
-        <w:t>Клиент-Сървър архитектура:</w:t>
-      </w:r>
-    </w:p>
-    <w:p>
-      <w:pPr>
-        <w:numPr>
-          <w:ilvl w:val="1"/>
-          <w:numId w:val="1"/>
-        </w:numPr>
-        <w:pBdr>
-          <w:top w:val="single" w:sz="2" w:space="0" w:color="E5E7EB"/>
-          <w:left w:val="single" w:sz="2" w:space="0" w:color="E5E7EB"/>
-          <w:bottom w:val="single" w:sz="2" w:space="0" w:color="E5E7EB"/>
-          <w:right w:val="single" w:sz="2" w:space="0" w:color="E5E7EB"/>
-        </w:pBdr>
-        <w:shd w:val="clear" w:color="auto" w:fill="FFFFFF"/>
-        <w:spacing w:before="100" w:beforeAutospacing="1" w:after="100" w:afterAutospacing="1" w:line="240" w:lineRule="auto"/>
-        <w:rPr>
-          <w:rFonts w:ascii="Segoe UI" w:eastAsia="Times New Roman" w:hAnsi="Segoe UI" w:cs="Segoe UI"/>
-          <w:sz w:val="24"/>
-          <w:szCs w:val="24"/>
-          <w:lang w:eastAsia="bg-BG"/>
-        </w:rPr>
-      </w:pPr>
-      <w:r>
-        <w:rPr>
-          <w:rFonts w:ascii="Segoe UI" w:eastAsia="Times New Roman" w:hAnsi="Segoe UI" w:cs="Segoe UI"/>
-          <w:sz w:val="24"/>
-          <w:szCs w:val="24"/>
-          <w:lang w:eastAsia="bg-BG"/>
-        </w:rPr>
-        <w:t>Ролята на Django като сървър.</w:t>
-      </w:r>
-    </w:p>
-    <w:p>
-      <w:pPr>
-        <w:numPr>
-          <w:ilvl w:val="1"/>
-          <w:numId w:val="1"/>
-        </w:numPr>
-        <w:pBdr>
-          <w:top w:val="single" w:sz="2" w:space="0" w:color="E5E7EB"/>
-          <w:left w:val="single" w:sz="2" w:space="0" w:color="E5E7EB"/>
-          <w:bottom w:val="single" w:sz="2" w:space="0" w:color="E5E7EB"/>
-          <w:right w:val="single" w:sz="2" w:space="0" w:color="E5E7EB"/>
-        </w:pBdr>
-        <w:shd w:val="clear" w:color="auto" w:fill="FFFFFF"/>
-        <w:spacing w:before="60" w:after="100" w:afterAutospacing="1" w:line="240" w:lineRule="auto"/>
-        <w:rPr>
-          <w:rFonts w:ascii="Segoe UI" w:eastAsia="Times New Roman" w:hAnsi="Segoe UI" w:cs="Segoe UI"/>
-          <w:sz w:val="24"/>
-          <w:szCs w:val="24"/>
-          <w:lang w:eastAsia="bg-BG"/>
-        </w:rPr>
-      </w:pPr>
-      <w:r>
-        <w:rPr>
-          <w:rFonts w:ascii="Segoe UI" w:eastAsia="Times New Roman" w:hAnsi="Segoe UI" w:cs="Segoe UI"/>
-          <w:sz w:val="24"/>
-          <w:szCs w:val="24"/>
-          <w:lang w:eastAsia="bg-BG"/>
-        </w:rPr>
-        <w:t>Ролята на мобилния браузър като клиент.</w:t>
-      </w:r>
-    </w:p>
-    <w:p>
-      <w:pPr>
-        <w:numPr>
-          <w:ilvl w:val="1"/>
-          <w:numId w:val="1"/>
-        </w:numPr>
-        <w:pBdr>
-          <w:top w:val="single" w:sz="2" w:space="0" w:color="E5E7EB"/>
-          <w:left w:val="single" w:sz="2" w:space="0" w:color="E5E7EB"/>
-          <w:bottom w:val="single" w:sz="2" w:space="0" w:color="E5E7EB"/>
-          <w:right w:val="single" w:sz="2" w:space="0" w:color="E5E7EB"/>
-        </w:pBdr>
-        <w:shd w:val="clear" w:color="auto" w:fill="FFFFFF"/>
-        <w:spacing w:before="60" w:after="100" w:afterAutospacing="1" w:line="240" w:lineRule="auto"/>
-        <w:rPr>
-          <w:rFonts w:ascii="Segoe UI" w:eastAsia="Times New Roman" w:hAnsi="Segoe UI" w:cs="Segoe UI"/>
-          <w:sz w:val="24"/>
-          <w:szCs w:val="24"/>
-          <w:lang w:eastAsia="bg-BG"/>
-        </w:rPr>
-      </w:pPr>
-      <w:r>
-        <w:rPr>
-          <w:rFonts w:ascii="Segoe UI" w:eastAsia="Times New Roman" w:hAnsi="Segoe UI" w:cs="Segoe UI"/>
-          <w:sz w:val="24"/>
-          <w:szCs w:val="24"/>
-          <w:lang w:eastAsia="bg-BG"/>
-        </w:rPr>
-        <w:t>Обяснение на локалната мрежа (LAN) и как устройствата се откриват чрез IP адреси.</w:t>
-      </w:r>
-    </w:p>
-    <w:p>
-      <w:pPr>
-        <w:numPr>
-          <w:ilvl w:val="0"/>
-          <w:numId w:val="1"/>
-        </w:numPr>
-        <w:pBdr>
-          <w:top w:val="single" w:sz="2" w:space="0" w:color="E5E7EB"/>
-          <w:left w:val="single" w:sz="2" w:space="0" w:color="E5E7EB"/>
-          <w:bottom w:val="single" w:sz="2" w:space="0" w:color="E5E7EB"/>
-          <w:right w:val="single" w:sz="2" w:space="0" w:color="E5E7EB"/>
-        </w:pBdr>
-        <w:shd w:val="clear" w:color="auto" w:fill="FFFFFF"/>
-        <w:spacing w:before="60" w:after="100" w:afterAutospacing="1" w:line="240" w:lineRule="auto"/>
-        <w:rPr>
-          <w:rFonts w:ascii="Segoe UI" w:eastAsia="Times New Roman" w:hAnsi="Segoe UI" w:cs="Segoe UI"/>
-          <w:sz w:val="24"/>
-          <w:szCs w:val="24"/>
-          <w:lang w:eastAsia="bg-BG"/>
-        </w:rPr>
-      </w:pPr>
-      <w:r>
-        <w:rPr>
-          <w:rFonts w:ascii="Segoe UI" w:eastAsia="Times New Roman" w:hAnsi="Segoe UI" w:cs="Segoe UI"/>
-          <w:b/>
-          <w:bCs/>
-          <w:sz w:val="24"/>
-          <w:szCs w:val="24"/>
-          <w:bdr w:val="single" w:sz="2" w:space="0" w:color="E5E7EB" w:frame="1"/>
-          <w:lang w:eastAsia="bg-BG"/>
-        </w:rPr>
-        <w:t>Библиотеки за автоматизация на ОС:</w:t>
-      </w:r>
-    </w:p>
-    <w:p>
-      <w:pPr>
-        <w:numPr>
-          <w:ilvl w:val="1"/>
-          <w:numId w:val="1"/>
-        </w:numPr>
-        <w:pBdr>
-          <w:top w:val="single" w:sz="2" w:space="0" w:color="E5E7EB"/>
-          <w:left w:val="single" w:sz="2" w:space="0" w:color="E5E7EB"/>
-          <w:bottom w:val="single" w:sz="2" w:space="0" w:color="E5E7EB"/>
-          <w:right w:val="single" w:sz="2" w:space="0" w:color="E5E7EB"/>
-        </w:pBdr>
-        <w:shd w:val="clear" w:color="auto" w:fill="FFFFFF"/>
-        <w:spacing w:beforeAutospacing="1" w:after="0" w:afterAutospacing="1" w:line="240" w:lineRule="auto"/>
-        <w:rPr>
-          <w:rFonts w:ascii="Segoe UI" w:eastAsia="Times New Roman" w:hAnsi="Segoe UI" w:cs="Segoe UI"/>
-          <w:sz w:val="24"/>
-          <w:szCs w:val="24"/>
-          <w:lang w:eastAsia="bg-BG"/>
-        </w:rPr>
-      </w:pPr>
-      <w:r>
-        <w:rPr>
-          <w:rFonts w:ascii="Segoe UI" w:eastAsia="Times New Roman" w:hAnsi="Segoe UI" w:cs="Segoe UI"/>
-          <w:sz w:val="24"/>
-          <w:szCs w:val="24"/>
-          <w:lang w:eastAsia="bg-BG"/>
-        </w:rPr>
-        <w:t>Проучване на инструменти за симулиране на клавиши (например </w:t>
-      </w:r>
-      <w:r>
-        <w:rPr>
-          <w:rFonts w:ascii="Consolas" w:eastAsia="Times New Roman" w:hAnsi="Consolas" w:cs="Courier New"/>
-          <w:bdr w:val="single" w:sz="2" w:space="2" w:color="E5E7EB" w:frame="1"/>
-          <w:lang w:eastAsia="bg-BG"/>
-        </w:rPr>
-        <w:t>PyAutoGUI</w:t>
-      </w:r>
-      <w:r>
-        <w:rPr>
-          <w:rFonts w:ascii="Segoe UI" w:eastAsia="Times New Roman" w:hAnsi="Segoe UI" w:cs="Segoe UI"/>
-          <w:sz w:val="24"/>
-          <w:szCs w:val="24"/>
-          <w:lang w:eastAsia="bg-BG"/>
-        </w:rPr>
-        <w:t> или </w:t>
-      </w:r>
-      <w:r>
-        <w:rPr>
-          <w:rFonts w:ascii="Consolas" w:eastAsia="Times New Roman" w:hAnsi="Consolas" w:cs="Courier New"/>
-          <w:bdr w:val="single" w:sz="2" w:space="2" w:color="E5E7EB" w:frame="1"/>
-          <w:lang w:eastAsia="bg-BG"/>
-        </w:rPr>
-        <w:t>keyboard</w:t>
-      </w:r>
-      <w:r>
-        <w:rPr>
-          <w:rFonts w:ascii="Segoe UI" w:eastAsia="Times New Roman" w:hAnsi="Segoe UI" w:cs="Segoe UI"/>
-          <w:sz w:val="24"/>
-          <w:szCs w:val="24"/>
-          <w:lang w:eastAsia="bg-BG"/>
-        </w:rPr>
-        <w:t>).</w:t>
-      </w:r>
-    </w:p>
-    <w:p>
-      <w:pPr>
-        <w:spacing w:before="360" w:after="360" w:line="240" w:lineRule="auto"/>
-        <w:rPr>
-          <w:rFonts w:ascii="Times New Roman" w:eastAsia="Times New Roman" w:hAnsi="Times New Roman" w:cs="Times New Roman"/>
-          <w:sz w:val="24"/>
-          <w:szCs w:val="24"/>
-          <w:lang w:eastAsia="bg-BG"/>
-        </w:rPr>
-      </w:pPr>
-      <w:r>
-        <w:rPr>
-          <w:rFonts w:ascii="Times New Roman" w:eastAsia="Times New Roman" w:hAnsi="Times New Roman" w:cs="Times New Roman"/>
-          <w:sz w:val="24"/>
-          <w:szCs w:val="24"/>
-          <w:lang w:eastAsia="bg-BG"/>
-        </w:rPr>
-        <w:pict>
-          <v:rect id="_x0000_i1025" style="width:0;height:.75pt" o:hralign="center" o:hrstd="t" o:hr="t" fillcolor="#a0a0a0" stroked="f"/>
-        </w:pict>
-      </w:r>
-    </w:p>
-    <w:p>
-      <w:pPr>
-        <w:pBdr>
-          <w:top w:val="single" w:sz="2" w:space="0" w:color="E5E7EB"/>
-          <w:left w:val="single" w:sz="2" w:space="0" w:color="E5E7EB"/>
-          <w:bottom w:val="single" w:sz="2" w:space="0" w:color="E5E7EB"/>
-          <w:right w:val="single" w:sz="2" w:space="0" w:color="E5E7EB"/>
-        </w:pBdr>
-        <w:shd w:val="clear" w:color="auto" w:fill="FFFFFF"/>
-        <w:spacing w:before="288" w:after="144" w:line="240" w:lineRule="auto"/>
-        <w:outlineLvl w:val="2"/>
-        <w:rPr>
-          <w:rFonts w:ascii="Segoe UI" w:eastAsia="Times New Roman" w:hAnsi="Segoe UI" w:cs="Segoe UI"/>
-          <w:b/>
-          <w:bCs/>
-          <w:sz w:val="27"/>
-          <w:szCs w:val="27"/>
-          <w:lang w:eastAsia="bg-BG"/>
-        </w:rPr>
-      </w:pPr>
-      <w:r>
-        <w:rPr>
-          <w:rFonts w:ascii="Segoe UI" w:eastAsia="Times New Roman" w:hAnsi="Segoe UI" w:cs="Segoe UI"/>
-          <w:b/>
-          <w:bCs/>
-          <w:sz w:val="27"/>
-          <w:szCs w:val="27"/>
-          <w:lang w:eastAsia="bg-BG"/>
-        </w:rPr>
-        <w:t>II. Проектиране на Системата</w:t>
-      </w:r>
-    </w:p>
-    <w:p>
-      <w:pPr>
-        <w:numPr>
-          <w:ilvl w:val="0"/>
-          <w:numId w:val="2"/>
-        </w:numPr>
-        <w:pBdr>
-          <w:top w:val="single" w:sz="2" w:space="0" w:color="E5E7EB"/>
-          <w:left w:val="single" w:sz="2" w:space="0" w:color="E5E7EB"/>
-          <w:bottom w:val="single" w:sz="2" w:space="0" w:color="E5E7EB"/>
-          <w:right w:val="single" w:sz="2" w:space="0" w:color="E5E7EB"/>
-        </w:pBdr>
-        <w:shd w:val="clear" w:color="auto" w:fill="FFFFFF"/>
-        <w:spacing w:before="100" w:beforeAutospacing="1" w:after="100" w:afterAutospacing="1" w:line="240" w:lineRule="auto"/>
-        <w:rPr>
-          <w:rFonts w:ascii="Segoe UI" w:eastAsia="Times New Roman" w:hAnsi="Segoe UI" w:cs="Segoe UI"/>
-          <w:sz w:val="24"/>
-          <w:szCs w:val="24"/>
-          <w:lang w:eastAsia="bg-BG"/>
-        </w:rPr>
-      </w:pPr>
-      <w:r>
-        <w:rPr>
-          <w:rFonts w:ascii="Segoe UI" w:eastAsia="Times New Roman" w:hAnsi="Segoe UI" w:cs="Segoe UI"/>
-          <w:b/>
-          <w:bCs/>
-          <w:sz w:val="24"/>
-          <w:szCs w:val="24"/>
-          <w:bdr w:val="single" w:sz="2" w:space="0" w:color="E5E7EB" w:frame="1"/>
-          <w:lang w:eastAsia="bg-BG"/>
-        </w:rPr>
-        <w:t>Технологичен стек:</w:t>
-      </w:r>
-    </w:p>
-    <w:p>
-      <w:pPr>
-        <w:numPr>
-          <w:ilvl w:val="1"/>
-          <w:numId w:val="2"/>
-        </w:numPr>
-        <w:pBdr>
-          <w:top w:val="single" w:sz="2" w:space="0" w:color="E5E7EB"/>
-          <w:left w:val="single" w:sz="2" w:space="0" w:color="E5E7EB"/>
-          <w:bottom w:val="single" w:sz="2" w:space="0" w:color="E5E7EB"/>
-          <w:right w:val="single" w:sz="2" w:space="0" w:color="E5E7EB"/>
-        </w:pBdr>
-        <w:shd w:val="clear" w:color="auto" w:fill="FFFFFF"/>
-        <w:spacing w:before="100" w:beforeAutospacing="1" w:after="100" w:afterAutospacing="1" w:line="240" w:lineRule="auto"/>
-        <w:rPr>
-          <w:rFonts w:ascii="Segoe UI" w:eastAsia="Times New Roman" w:hAnsi="Segoe UI" w:cs="Segoe UI"/>
-          <w:sz w:val="24"/>
-          <w:szCs w:val="24"/>
-          <w:lang w:eastAsia="bg-BG"/>
-        </w:rPr>
-      </w:pPr>
-      <w:r>
-        <w:rPr>
-          <w:rFonts w:ascii="Segoe UI" w:eastAsia="Times New Roman" w:hAnsi="Segoe UI" w:cs="Segoe UI"/>
-          <w:b/>
-          <w:bCs/>
-          <w:sz w:val="24"/>
-          <w:szCs w:val="24"/>
-          <w:bdr w:val="single" w:sz="2" w:space="0" w:color="E5E7EB" w:frame="1"/>
-          <w:lang w:eastAsia="bg-BG"/>
-        </w:rPr>
-        <w:t>Backend:</w:t>
-      </w:r>
-      <w:r>
-        <w:rPr>
-          <w:rFonts w:ascii="Segoe UI" w:eastAsia="Times New Roman" w:hAnsi="Segoe UI" w:cs="Segoe UI"/>
-          <w:sz w:val="24"/>
-          <w:szCs w:val="24"/>
-          <w:lang w:eastAsia="bg-BG"/>
-        </w:rPr>
-        <w:t> Python &amp; Django.</w:t>
-      </w:r>
-    </w:p>
-    <w:p>
-      <w:pPr>
-        <w:numPr>
-          <w:ilvl w:val="1"/>
-          <w:numId w:val="2"/>
-        </w:numPr>
-        <w:pBdr>
-          <w:top w:val="single" w:sz="2" w:space="0" w:color="E5E7EB"/>
-          <w:left w:val="single" w:sz="2" w:space="0" w:color="E5E7EB"/>
-          <w:bottom w:val="single" w:sz="2" w:space="0" w:color="E5E7EB"/>
-          <w:right w:val="single" w:sz="2" w:space="0" w:color="E5E7EB"/>
-        </w:pBdr>
-        <w:shd w:val="clear" w:color="auto" w:fill="FFFFFF"/>
-        <w:spacing w:before="60" w:after="100" w:afterAutospacing="1" w:line="240" w:lineRule="auto"/>
-        <w:rPr>
-          <w:rFonts w:ascii="Segoe UI" w:eastAsia="Times New Roman" w:hAnsi="Segoe UI" w:cs="Segoe UI"/>
-          <w:sz w:val="24"/>
-          <w:szCs w:val="24"/>
-          <w:lang w:eastAsia="bg-BG"/>
-        </w:rPr>
-      </w:pPr>
-      <w:r>
-        <w:rPr>
-          <w:rFonts w:ascii="Segoe UI" w:eastAsia="Times New Roman" w:hAnsi="Segoe UI" w:cs="Segoe UI"/>
-          <w:b/>
-          <w:bCs/>
-          <w:sz w:val="24"/>
-          <w:szCs w:val="24"/>
-          <w:bdr w:val="single" w:sz="2" w:space="0" w:color="E5E7EB" w:frame="1"/>
-          <w:lang w:eastAsia="bg-BG"/>
-        </w:rPr>
-        <w:t>Frontend:</w:t>
-      </w:r>
-      <w:r>
-        <w:rPr>
-          <w:rFonts w:ascii="Segoe UI" w:eastAsia="Times New Roman" w:hAnsi="Segoe UI" w:cs="Segoe UI"/>
-          <w:sz w:val="24"/>
-          <w:szCs w:val="24"/>
-          <w:lang w:eastAsia="bg-BG"/>
-        </w:rPr>
-        <w:t> HTML5 &amp; CSS3 (с Flexbox за големи, удобни за натискане бутони).</w:t>
-      </w:r>
-    </w:p>
-    <w:p>
-      <w:pPr>
-        <w:numPr>
-          <w:ilvl w:val="1"/>
-          <w:numId w:val="2"/>
-        </w:numPr>
-        <w:pBdr>
-          <w:top w:val="single" w:sz="2" w:space="0" w:color="E5E7EB"/>
-          <w:left w:val="single" w:sz="2" w:space="0" w:color="E5E7EB"/>
-          <w:bottom w:val="single" w:sz="2" w:space="0" w:color="E5E7EB"/>
-          <w:right w:val="single" w:sz="2" w:space="0" w:color="E5E7EB"/>
-        </w:pBdr>
-        <w:shd w:val="clear" w:color="auto" w:fill="FFFFFF"/>
-        <w:spacing w:after="0" w:afterAutospacing="1" w:line="240" w:lineRule="auto"/>
-        <w:rPr>
-          <w:rFonts w:ascii="Segoe UI" w:eastAsia="Times New Roman" w:hAnsi="Segoe UI" w:cs="Segoe UI"/>
-          <w:sz w:val="24"/>
-          <w:szCs w:val="24"/>
-          <w:lang w:eastAsia="bg-BG"/>
-        </w:rPr>
-      </w:pPr>
-      <w:r>
-        <w:rPr>
-          <w:rFonts w:ascii="Segoe UI" w:eastAsia="Times New Roman" w:hAnsi="Segoe UI" w:cs="Segoe UI"/>
-          <w:b/>
-          <w:bCs/>
-          <w:sz w:val="24"/>
-          <w:szCs w:val="24"/>
-          <w:bdr w:val="single" w:sz="2" w:space="0" w:color="E5E7EB" w:frame="1"/>
-          <w:lang w:eastAsia="bg-BG"/>
-        </w:rPr>
-        <w:t>System Control:</w:t>
-      </w:r>
-      <w:r>
-        <w:rPr>
-          <w:rFonts w:ascii="Segoe UI" w:eastAsia="Times New Roman" w:hAnsi="Segoe UI" w:cs="Segoe UI"/>
-          <w:sz w:val="24"/>
-          <w:szCs w:val="24"/>
-          <w:lang w:eastAsia="bg-BG"/>
-        </w:rPr>
-        <w:t> Библиотеката </w:t>
-      </w:r>
-      <w:r>
-        <w:rPr>
-          <w:rFonts w:ascii="Consolas" w:eastAsia="Times New Roman" w:hAnsi="Consolas" w:cs="Courier New"/>
-          <w:bdr w:val="single" w:sz="2" w:space="2" w:color="E5E7EB" w:frame="1"/>
-          <w:lang w:eastAsia="bg-BG"/>
-        </w:rPr>
-        <w:t>PyAutoGUI</w:t>
-      </w:r>
-      <w:r>
-        <w:rPr>
-          <w:rFonts w:ascii="Segoe UI" w:eastAsia="Times New Roman" w:hAnsi="Segoe UI" w:cs="Segoe UI"/>
-          <w:sz w:val="24"/>
-          <w:szCs w:val="24"/>
-          <w:lang w:eastAsia="bg-BG"/>
-        </w:rPr>
-        <w:t> (най-стабилната за Windows/Linux/macOS).</w:t>
-      </w:r>
-    </w:p>
-    <w:p>
-      <w:pPr>
-        <w:numPr>
-          <w:ilvl w:val="0"/>
-          <w:numId w:val="2"/>
-        </w:numPr>
-        <w:pBdr>
-          <w:top w:val="single" w:sz="2" w:space="0" w:color="E5E7EB"/>
-          <w:left w:val="single" w:sz="2" w:space="0" w:color="E5E7EB"/>
-          <w:bottom w:val="single" w:sz="2" w:space="0" w:color="E5E7EB"/>
-          <w:right w:val="single" w:sz="2" w:space="0" w:color="E5E7EB"/>
-        </w:pBdr>
-        <w:shd w:val="clear" w:color="auto" w:fill="FFFFFF"/>
-        <w:spacing w:before="60" w:after="100" w:afterAutospacing="1" w:line="240" w:lineRule="auto"/>
-        <w:rPr>
-          <w:rFonts w:ascii="Segoe UI" w:eastAsia="Times New Roman" w:hAnsi="Segoe UI" w:cs="Segoe UI"/>
-          <w:sz w:val="24"/>
-          <w:szCs w:val="24"/>
-          <w:lang w:eastAsia="bg-BG"/>
-        </w:rPr>
-      </w:pPr>
-      <w:r>
-        <w:rPr>
-          <w:rFonts w:ascii="Segoe UI" w:eastAsia="Times New Roman" w:hAnsi="Segoe UI" w:cs="Segoe UI"/>
-          <w:b/>
-          <w:bCs/>
-          <w:sz w:val="24"/>
-          <w:szCs w:val="24"/>
-          <w:bdr w:val="single" w:sz="2" w:space="0" w:color="E5E7EB" w:frame="1"/>
-          <w:lang w:eastAsia="bg-BG"/>
-        </w:rPr>
-        <w:t>Архитектурна схема:</w:t>
-      </w:r>
-    </w:p>
-    <w:p>
-      <w:pPr>
-        <w:numPr>
-          <w:ilvl w:val="1"/>
-          <w:numId w:val="2"/>
-        </w:numPr>
-        <w:pBdr>
-          <w:top w:val="single" w:sz="2" w:space="0" w:color="E5E7EB"/>
-          <w:left w:val="single" w:sz="2" w:space="0" w:color="E5E7EB"/>
-          <w:bottom w:val="single" w:sz="2" w:space="0" w:color="E5E7EB"/>
-          <w:right w:val="single" w:sz="2" w:space="0" w:color="E5E7EB"/>
-        </w:pBdr>
-        <w:shd w:val="clear" w:color="auto" w:fill="FFFFFF"/>
-        <w:spacing w:before="100" w:beforeAutospacing="1" w:after="100" w:afterAutospacing="1" w:line="240" w:lineRule="auto"/>
-        <w:rPr>
-          <w:rFonts w:ascii="Segoe UI" w:eastAsia="Times New Roman" w:hAnsi="Segoe UI" w:cs="Segoe UI"/>
-          <w:sz w:val="24"/>
-          <w:szCs w:val="24"/>
-          <w:lang w:eastAsia="bg-BG"/>
-        </w:rPr>
-      </w:pPr>
-      <w:r>
-        <w:rPr>
-          <w:rFonts w:ascii="Segoe UI" w:eastAsia="Times New Roman" w:hAnsi="Segoe UI" w:cs="Segoe UI"/>
-          <w:sz w:val="24"/>
-          <w:szCs w:val="24"/>
-          <w:lang w:eastAsia="bg-BG"/>
-        </w:rPr>
-        <w:t>Диаграма, показваща пътя на сигнала: </w:t>
-      </w:r>
-      <w:r>
-        <w:rPr>
-          <w:rFonts w:ascii="Segoe UI" w:eastAsia="Times New Roman" w:hAnsi="Segoe UI" w:cs="Segoe UI"/>
-          <w:i/>
-          <w:iCs/>
-          <w:sz w:val="24"/>
-          <w:szCs w:val="24"/>
-          <w:bdr w:val="single" w:sz="2" w:space="0" w:color="E5E7EB" w:frame="1"/>
-          <w:lang w:eastAsia="bg-BG"/>
-        </w:rPr>
-        <w:t>Телефон (Браузър) -&gt; HTTP заявка -&gt; Wi-Fi рутер -&gt; Django Сървър (Лаптоп) -&gt; PyAutoGUI -&gt; Операционна система</w:t>
-      </w:r>
-      <w:r>
-        <w:rPr>
-          <w:rFonts w:ascii="Segoe UI" w:eastAsia="Times New Roman" w:hAnsi="Segoe UI" w:cs="Segoe UI"/>
-          <w:sz w:val="24"/>
-          <w:szCs w:val="24"/>
-          <w:lang w:eastAsia="bg-BG"/>
-        </w:rPr>
-        <w:t>.</w:t>
-      </w:r>
-    </w:p>
-    <w:bookmarkEnd w:id="0"/>
-    <w:p/>
+      <w:bookmarkStart w:id="0" w:name="_GoBack"/>
+      <w:bookmarkEnd w:id="0"/>
+    </w:p>
     <w:sectPr>
       <w:pgSz w:w="11906" w:h="16838"/>
       <w:pgMar w:top="1417" w:right="1417" w:bottom="1417" w:left="1417" w:header="708" w:footer="708" w:gutter="0"/>
@@ -1856,7 +2708,7 @@
 </file>
 
 <file path=customXml/itemProps1.xml><?xml version="1.0" encoding="utf-8"?>
-<ds:datastoreItem xmlns:ds="http://schemas.openxmlformats.org/officeDocument/2006/customXml" ds:itemID="{FCFE128F-2FFB-4E1A-B23F-896EBEDD9AE4}">
+<ds:datastoreItem xmlns:ds="http://schemas.openxmlformats.org/officeDocument/2006/customXml" ds:itemID="{6BC91CA4-4FFF-4826-A354-47F7D57F0585}">
   <ds:schemaRefs>
     <ds:schemaRef ds:uri="http://schemas.openxmlformats.org/officeDocument/2006/bibliography"/>
   </ds:schemaRefs>
